--- a/QuanLyCuaHangSachMini/QuanLyCuaHangSachMini/BaoCaoLTQL.docx
+++ b/QuanLyCuaHangSachMini/QuanLyCuaHangSachMini/BaoCaoLTQL.docx
@@ -20,25 +20,51 @@
           <w:rFonts w:ascii="Times New Roman" w:eastAsia="Times New Roman" w:hAnsi="Times New Roman" w:cs="Times New Roman"/>
           <w:b/>
           <w:bCs/>
-          <w:sz w:val="32"/>
-          <w:szCs w:val="28"/>
-        </w:rPr>
-        <w:t xml:space="preserve"> T</w:t>
-      </w:r>
+          <w:sz w:val="28"/>
+          <w:szCs w:val="28"/>
+        </w:rPr>
+        <w:t xml:space="preserve"> TRƯỜNG ĐẠI HỌC AN GIANG</w:t>
+      </w:r>
+    </w:p>
+    <w:p>
+      <w:pPr>
+        <w:spacing w:before="120" w:after="0" w:line="288" w:lineRule="auto"/>
+        <w:rPr>
+          <w:rFonts w:ascii="Times New Roman" w:hAnsi="Times New Roman" w:cs="Times New Roman"/>
+          <w:b/>
+          <w:bCs/>
+          <w:sz w:val="28"/>
+          <w:szCs w:val="28"/>
+        </w:rPr>
+      </w:pPr>
+    </w:p>
+    <w:p>
+      <w:pPr>
+        <w:spacing w:before="120" w:after="0" w:line="288" w:lineRule="auto"/>
+        <w:jc w:val="center"/>
+        <w:rPr>
+          <w:rFonts w:ascii="Times New Roman" w:hAnsi="Times New Roman" w:cs="Times New Roman"/>
+          <w:b/>
+          <w:bCs/>
+          <w:sz w:val="28"/>
+          <w:szCs w:val="28"/>
+        </w:rPr>
+      </w:pPr>
       <w:r>
         <w:rPr>
           <w:rFonts w:ascii="Times New Roman" w:eastAsia="Times New Roman" w:hAnsi="Times New Roman" w:cs="Times New Roman"/>
           <w:b/>
           <w:bCs/>
-          <w:sz w:val="32"/>
-          <w:szCs w:val="28"/>
-        </w:rPr>
-        <w:t>RƯỜNG ĐẠI HỌC AN GIANG</w:t>
-      </w:r>
-    </w:p>
-    <w:p>
-      <w:pPr>
-        <w:spacing w:before="120" w:after="0" w:line="288" w:lineRule="auto"/>
+          <w:sz w:val="28"/>
+          <w:szCs w:val="28"/>
+        </w:rPr>
+        <w:t>KHOA CÔNG NGHỆ THÔNG TIN</w:t>
+      </w:r>
+    </w:p>
+    <w:p>
+      <w:pPr>
+        <w:spacing w:before="120" w:after="0" w:line="288" w:lineRule="auto"/>
+        <w:jc w:val="center"/>
         <w:rPr>
           <w:rFonts w:ascii="Times New Roman" w:hAnsi="Times New Roman" w:cs="Times New Roman"/>
           <w:b/>
@@ -65,44 +91,8 @@
           <w:rFonts w:ascii="Times New Roman" w:eastAsia="Times New Roman" w:hAnsi="Times New Roman" w:cs="Times New Roman"/>
           <w:b/>
           <w:bCs/>
-          <w:sz w:val="32"/>
-          <w:szCs w:val="28"/>
-        </w:rPr>
-        <w:t>KHOA CÔNG NGHỆ THÔNG TIN</w:t>
-      </w:r>
-    </w:p>
-    <w:p>
-      <w:pPr>
-        <w:spacing w:before="120" w:after="0" w:line="288" w:lineRule="auto"/>
-        <w:jc w:val="center"/>
-        <w:rPr>
-          <w:rFonts w:ascii="Times New Roman" w:hAnsi="Times New Roman" w:cs="Times New Roman"/>
-          <w:b/>
-          <w:bCs/>
-          <w:sz w:val="28"/>
-          <w:szCs w:val="28"/>
-        </w:rPr>
-      </w:pPr>
-    </w:p>
-    <w:p>
-      <w:pPr>
-        <w:spacing w:before="120" w:after="0" w:line="288" w:lineRule="auto"/>
-        <w:jc w:val="center"/>
-        <w:rPr>
-          <w:rFonts w:ascii="Times New Roman" w:hAnsi="Times New Roman" w:cs="Times New Roman"/>
-          <w:b/>
-          <w:bCs/>
-          <w:sz w:val="28"/>
-          <w:szCs w:val="28"/>
-        </w:rPr>
-      </w:pPr>
-      <w:r>
-        <w:rPr>
-          <w:rFonts w:ascii="Times New Roman" w:eastAsia="Times New Roman" w:hAnsi="Times New Roman" w:cs="Times New Roman"/>
-          <w:b/>
-          <w:bCs/>
           <w:noProof/>
-          <w:sz w:val="26"/>
+          <w:sz w:val="28"/>
           <w:szCs w:val="28"/>
         </w:rPr>
         <w:drawing>
@@ -123,7 +113,7 @@
                     </pic:cNvPicPr>
                   </pic:nvPicPr>
                   <pic:blipFill>
-                    <a:blip r:embed="rId4" cstate="print">
+                    <a:blip r:embed="rId7" cstate="print">
                       <a:extLst>
                         <a:ext uri="{28A0092B-C50C-407E-A947-70E740481C1C}">
                           <a14:useLocalDpi xmlns:a14="http://schemas.microsoft.com/office/drawing/2010/main" val="0"/>
@@ -208,7 +198,7 @@
           <w:rFonts w:ascii="Times New Roman" w:eastAsia="Times New Roman" w:hAnsi="Times New Roman" w:cs="Times New Roman"/>
           <w:b/>
           <w:bCs/>
-          <w:sz w:val="32"/>
+          <w:sz w:val="28"/>
           <w:szCs w:val="28"/>
         </w:rPr>
         <w:t>BÁO CÁO MÔN HỌC</w:t>
@@ -231,7 +221,7 @@
           <w:rFonts w:ascii="Times New Roman" w:eastAsia="Times New Roman" w:hAnsi="Times New Roman" w:cs="Times New Roman"/>
           <w:b/>
           <w:bCs/>
-          <w:sz w:val="32"/>
+          <w:sz w:val="28"/>
           <w:szCs w:val="28"/>
         </w:rPr>
         <w:t>LẬP TRÌNH QUẢN LÝ</w:t>
@@ -281,7 +271,7 @@
           <w:rFonts w:ascii="Times New Roman" w:eastAsia="Times New Roman" w:hAnsi="Times New Roman" w:cs="Times New Roman"/>
           <w:b/>
           <w:bCs/>
-          <w:sz w:val="26"/>
+          <w:sz w:val="28"/>
           <w:szCs w:val="28"/>
         </w:rPr>
         <w:t>HỌ TÊN SINH VIÊN</w:t>
@@ -304,7 +294,7 @@
           <w:rFonts w:ascii="Times New Roman" w:eastAsia="Times New Roman" w:hAnsi="Times New Roman" w:cs="Times New Roman"/>
           <w:b/>
           <w:bCs/>
-          <w:sz w:val="26"/>
+          <w:sz w:val="28"/>
           <w:szCs w:val="28"/>
         </w:rPr>
         <w:t>NGUYỄN HOÀNG UY</w:t>
@@ -341,7 +331,7 @@
           <w:rFonts w:ascii="Times New Roman" w:eastAsia="Times New Roman" w:hAnsi="Times New Roman" w:cs="Times New Roman"/>
           <w:b/>
           <w:bCs/>
-          <w:sz w:val="26"/>
+          <w:sz w:val="28"/>
           <w:szCs w:val="28"/>
         </w:rPr>
         <w:t>HỌ TÊN GIẢNG VIÊN</w:t>
@@ -364,7 +354,7 @@
           <w:rFonts w:ascii="Times New Roman" w:eastAsia="Times New Roman" w:hAnsi="Times New Roman" w:cs="Times New Roman"/>
           <w:b/>
           <w:bCs/>
-          <w:sz w:val="26"/>
+          <w:sz w:val="28"/>
           <w:szCs w:val="28"/>
         </w:rPr>
         <w:t>HUỲNH LÝ THANH NHÀN</w:t>
@@ -468,7 +458,7 @@
           <w:rFonts w:ascii="Times New Roman" w:eastAsia="Times New Roman" w:hAnsi="Times New Roman" w:cs="Times New Roman"/>
           <w:b/>
           <w:bCs/>
-          <w:sz w:val="26"/>
+          <w:sz w:val="28"/>
           <w:szCs w:val="28"/>
         </w:rPr>
         <w:t xml:space="preserve">AN GIANG, NGÀY </w:t>
@@ -478,7 +468,7 @@
           <w:rFonts w:ascii="Times New Roman" w:eastAsia="Times New Roman" w:hAnsi="Times New Roman" w:cs="Times New Roman"/>
           <w:b/>
           <w:bCs/>
-          <w:sz w:val="26"/>
+          <w:sz w:val="28"/>
           <w:szCs w:val="28"/>
           <w:lang w:val="vi-VN"/>
         </w:rPr>
@@ -489,7 +479,7 @@
           <w:rFonts w:ascii="Times New Roman" w:eastAsia="Times New Roman" w:hAnsi="Times New Roman" w:cs="Times New Roman"/>
           <w:b/>
           <w:bCs/>
-          <w:sz w:val="26"/>
+          <w:sz w:val="28"/>
           <w:szCs w:val="28"/>
         </w:rPr>
         <w:t>05/04</w:t>
@@ -523,7 +513,7 @@
           <w:rFonts w:ascii="Times New Roman" w:eastAsia="Times New Roman" w:hAnsi="Times New Roman" w:cs="Times New Roman"/>
           <w:b/>
           <w:bCs/>
-          <w:sz w:val="32"/>
+          <w:sz w:val="28"/>
           <w:szCs w:val="28"/>
         </w:rPr>
         <w:t>TRƯỜNG ĐẠI HỌC AN GIANG</w:t>
@@ -560,7 +550,7 @@
           <w:rFonts w:ascii="Times New Roman" w:eastAsia="Times New Roman" w:hAnsi="Times New Roman" w:cs="Times New Roman"/>
           <w:b/>
           <w:bCs/>
-          <w:sz w:val="32"/>
+          <w:sz w:val="28"/>
           <w:szCs w:val="28"/>
         </w:rPr>
         <w:t>KHOA CÔNG NGHỆ THÔNG TIN</w:t>
@@ -596,7 +586,7 @@
         <w:rPr>
           <w:rFonts w:ascii="Times New Roman" w:eastAsia="Times New Roman" w:hAnsi="Times New Roman"/>
           <w:noProof/>
-          <w:sz w:val="26"/>
+          <w:sz w:val="28"/>
           <w:szCs w:val="28"/>
         </w:rPr>
         <mc:AlternateContent>
@@ -672,7 +662,7 @@
           <w:b/>
           <w:bCs/>
           <w:noProof/>
-          <w:sz w:val="26"/>
+          <w:sz w:val="28"/>
           <w:szCs w:val="28"/>
         </w:rPr>
         <w:drawing>
@@ -693,7 +683,7 @@
                     </pic:cNvPicPr>
                   </pic:nvPicPr>
                   <pic:blipFill>
-                    <a:blip r:embed="rId4" cstate="print">
+                    <a:blip r:embed="rId7" cstate="print">
                       <a:extLst>
                         <a:ext uri="{28A0092B-C50C-407E-A947-70E740481C1C}">
                           <a14:useLocalDpi xmlns:a14="http://schemas.microsoft.com/office/drawing/2010/main" val="0"/>
@@ -791,7 +781,7 @@
           <w:rFonts w:ascii="Times New Roman" w:eastAsia="Times New Roman" w:hAnsi="Times New Roman" w:cs="Times New Roman"/>
           <w:b/>
           <w:bCs/>
-          <w:sz w:val="32"/>
+          <w:sz w:val="28"/>
           <w:szCs w:val="28"/>
         </w:rPr>
         <w:t>BÁO CÁO MÔN HỌC</w:t>
@@ -814,7 +804,7 @@
           <w:rFonts w:ascii="Times New Roman" w:eastAsia="Times New Roman" w:hAnsi="Times New Roman" w:cs="Times New Roman"/>
           <w:b/>
           <w:bCs/>
-          <w:sz w:val="32"/>
+          <w:sz w:val="28"/>
           <w:szCs w:val="28"/>
         </w:rPr>
         <w:t>LẬP TRÌNH QUẢN LÝ</w:t>
@@ -865,7 +855,7 @@
           <w:rFonts w:ascii="Times New Roman" w:eastAsia="Times New Roman" w:hAnsi="Times New Roman" w:cs="Times New Roman"/>
           <w:b/>
           <w:bCs/>
-          <w:sz w:val="26"/>
+          <w:sz w:val="28"/>
           <w:szCs w:val="28"/>
         </w:rPr>
         <w:t>HỌ TÊN SINH VIÊN</w:t>
@@ -888,7 +878,7 @@
           <w:rFonts w:ascii="Times New Roman" w:eastAsia="Times New Roman" w:hAnsi="Times New Roman" w:cs="Times New Roman"/>
           <w:b/>
           <w:bCs/>
-          <w:sz w:val="26"/>
+          <w:sz w:val="28"/>
           <w:szCs w:val="28"/>
         </w:rPr>
         <w:t>NGUYỄN HOÀNG UY</w:t>
@@ -926,7 +916,7 @@
           <w:rFonts w:ascii="Times New Roman" w:eastAsia="Times New Roman" w:hAnsi="Times New Roman" w:cs="Times New Roman"/>
           <w:b/>
           <w:bCs/>
-          <w:sz w:val="26"/>
+          <w:sz w:val="28"/>
           <w:szCs w:val="28"/>
         </w:rPr>
         <w:t>HỌ TÊN GIẢNG VIÊN</w:t>
@@ -949,7 +939,7 @@
           <w:rFonts w:ascii="Times New Roman" w:eastAsia="Times New Roman" w:hAnsi="Times New Roman" w:cs="Times New Roman"/>
           <w:b/>
           <w:bCs/>
-          <w:sz w:val="26"/>
+          <w:sz w:val="28"/>
           <w:szCs w:val="28"/>
         </w:rPr>
         <w:t>HUỲNH LÝ THANH NHÀN</w:t>
@@ -1006,7 +996,7 @@
           <w:szCs w:val="28"/>
         </w:rPr>
         <w:sectPr>
-          <w:footerReference w:type="default" r:id="rId5"/>
+          <w:footerReference w:type="default" r:id="rId8"/>
           <w:pgSz w:w="11907" w:h="16840" w:code="9"/>
           <w:pgMar w:top="1418" w:right="1418" w:bottom="1418" w:left="2268" w:header="567" w:footer="567" w:gutter="0"/>
           <w:pgBorders w:offsetFrom="page">
@@ -1024,40 +1014,30 @@
           <w:rFonts w:ascii="Times New Roman" w:eastAsia="Times New Roman" w:hAnsi="Times New Roman" w:cs="Times New Roman"/>
           <w:b/>
           <w:bCs/>
-          <w:sz w:val="26"/>
-          <w:szCs w:val="28"/>
-        </w:rPr>
-        <w:t xml:space="preserve">AN GIANG, NGÀY  </w:t>
-      </w:r>
+          <w:sz w:val="28"/>
+          <w:szCs w:val="28"/>
+        </w:rPr>
+        <w:t>AN GIANG, NGÀY  05/04</w:t>
+      </w:r>
+    </w:p>
+    <w:p>
+      <w:pPr>
+        <w:spacing w:before="120" w:after="0" w:line="288" w:lineRule="auto"/>
+        <w:jc w:val="center"/>
+        <w:rPr>
+          <w:rFonts w:ascii="Times New Roman" w:hAnsi="Times New Roman" w:cs="Times New Roman"/>
+          <w:b/>
+          <w:bCs/>
+          <w:sz w:val="28"/>
+          <w:szCs w:val="28"/>
+        </w:rPr>
+      </w:pPr>
       <w:r>
         <w:rPr>
           <w:rFonts w:ascii="Times New Roman" w:eastAsia="Times New Roman" w:hAnsi="Times New Roman" w:cs="Times New Roman"/>
           <w:b/>
           <w:bCs/>
-          <w:sz w:val="26"/>
-          <w:szCs w:val="28"/>
-        </w:rPr>
-        <w:t>05/04</w:t>
-      </w:r>
-    </w:p>
-    <w:p>
-      <w:pPr>
-        <w:spacing w:before="120" w:after="0" w:line="288" w:lineRule="auto"/>
-        <w:jc w:val="center"/>
-        <w:rPr>
-          <w:rFonts w:ascii="Times New Roman" w:hAnsi="Times New Roman" w:cs="Times New Roman"/>
-          <w:b/>
-          <w:bCs/>
-          <w:sz w:val="28"/>
-          <w:szCs w:val="28"/>
-        </w:rPr>
-      </w:pPr>
-      <w:r>
-        <w:rPr>
-          <w:rFonts w:ascii="Times New Roman" w:eastAsia="Times New Roman" w:hAnsi="Times New Roman" w:cs="Times New Roman"/>
-          <w:b/>
-          <w:bCs/>
-          <w:sz w:val="26"/>
+          <w:sz w:val="28"/>
           <w:szCs w:val="28"/>
         </w:rPr>
         <w:lastRenderedPageBreak/>
@@ -1230,361 +1210,1616 @@
           <w:szCs w:val="28"/>
         </w:rPr>
       </w:pPr>
-      <w:proofErr w:type="spellStart"/>
       <w:r>
         <w:rPr>
           <w:rFonts w:ascii="Times New Roman" w:eastAsia="Times New Roman" w:hAnsi="Times New Roman" w:cs="Times New Roman"/>
           <w:b/>
           <w:bCs/>
-          <w:sz w:val="26"/>
-          <w:szCs w:val="28"/>
-        </w:rPr>
-        <w:t>Giảng</w:t>
-      </w:r>
-      <w:proofErr w:type="spellEnd"/>
+          <w:sz w:val="28"/>
+          <w:szCs w:val="28"/>
+        </w:rPr>
+        <w:t xml:space="preserve">Giảng viên hướng dẫn </w:t>
+      </w:r>
+    </w:p>
+    <w:p>
+      <w:pPr>
+        <w:jc w:val="right"/>
+        <w:rPr>
+          <w:rFonts w:ascii="Times New Roman" w:hAnsi="Times New Roman" w:cs="Times New Roman"/>
+          <w:b/>
+          <w:bCs/>
+          <w:sz w:val="28"/>
+          <w:szCs w:val="28"/>
+        </w:rPr>
+      </w:pPr>
       <w:r>
         <w:rPr>
           <w:rFonts w:ascii="Times New Roman" w:eastAsia="Times New Roman" w:hAnsi="Times New Roman" w:cs="Times New Roman"/>
           <w:b/>
           <w:bCs/>
-          <w:sz w:val="26"/>
-          <w:szCs w:val="28"/>
-        </w:rPr>
-        <w:t xml:space="preserve"> </w:t>
-      </w:r>
-      <w:proofErr w:type="spellStart"/>
+          <w:sz w:val="28"/>
+          <w:szCs w:val="28"/>
+        </w:rPr>
+        <w:t>(</w:t>
+      </w:r>
       <w:r>
         <w:rPr>
           <w:rFonts w:ascii="Times New Roman" w:eastAsia="Times New Roman" w:hAnsi="Times New Roman" w:cs="Times New Roman"/>
           <w:b/>
           <w:bCs/>
-          <w:sz w:val="26"/>
-          <w:szCs w:val="28"/>
-        </w:rPr>
-        <w:t>viên</w:t>
-      </w:r>
-      <w:proofErr w:type="spellEnd"/>
+          <w:sz w:val="28"/>
+          <w:szCs w:val="28"/>
+          <w:lang w:val="vi-VN"/>
+        </w:rPr>
+        <w:t>K</w:t>
+      </w:r>
       <w:r>
         <w:rPr>
           <w:rFonts w:ascii="Times New Roman" w:eastAsia="Times New Roman" w:hAnsi="Times New Roman" w:cs="Times New Roman"/>
           <w:b/>
           <w:bCs/>
-          <w:sz w:val="26"/>
-          <w:szCs w:val="28"/>
-        </w:rPr>
-        <w:t xml:space="preserve"> </w:t>
-      </w:r>
-      <w:proofErr w:type="spellStart"/>
-      <w:r>
-        <w:rPr>
-          <w:rFonts w:ascii="Times New Roman" w:eastAsia="Times New Roman" w:hAnsi="Times New Roman" w:cs="Times New Roman"/>
-          <w:b/>
-          <w:bCs/>
-          <w:sz w:val="26"/>
-          <w:szCs w:val="28"/>
-        </w:rPr>
-        <w:t>hướng</w:t>
-      </w:r>
-      <w:proofErr w:type="spellEnd"/>
-      <w:r>
-        <w:rPr>
-          <w:rFonts w:ascii="Times New Roman" w:eastAsia="Times New Roman" w:hAnsi="Times New Roman" w:cs="Times New Roman"/>
-          <w:b/>
-          <w:bCs/>
-          <w:sz w:val="26"/>
-          <w:szCs w:val="28"/>
-        </w:rPr>
-        <w:t xml:space="preserve"> </w:t>
-      </w:r>
-      <w:proofErr w:type="spellStart"/>
-      <w:r>
-        <w:rPr>
-          <w:rFonts w:ascii="Times New Roman" w:eastAsia="Times New Roman" w:hAnsi="Times New Roman" w:cs="Times New Roman"/>
-          <w:b/>
-          <w:bCs/>
-          <w:sz w:val="26"/>
-          <w:szCs w:val="28"/>
-        </w:rPr>
-        <w:t>dẫn</w:t>
-      </w:r>
-      <w:proofErr w:type="spellEnd"/>
-      <w:r>
-        <w:rPr>
-          <w:rFonts w:ascii="Times New Roman" w:eastAsia="Times New Roman" w:hAnsi="Times New Roman" w:cs="Times New Roman"/>
-          <w:b/>
-          <w:bCs/>
-          <w:sz w:val="26"/>
-          <w:szCs w:val="28"/>
-        </w:rPr>
-        <w:t xml:space="preserve"> </w:t>
-      </w:r>
-    </w:p>
-    <w:p>
-      <w:pPr>
-        <w:jc w:val="right"/>
-        <w:rPr>
-          <w:rFonts w:ascii="Times New Roman" w:hAnsi="Times New Roman" w:cs="Times New Roman"/>
-          <w:b/>
-          <w:bCs/>
-          <w:sz w:val="28"/>
-          <w:szCs w:val="28"/>
-        </w:rPr>
-      </w:pPr>
-      <w:r>
-        <w:rPr>
-          <w:rFonts w:ascii="Times New Roman" w:eastAsia="Times New Roman" w:hAnsi="Times New Roman" w:cs="Times New Roman"/>
-          <w:b/>
-          <w:bCs/>
-          <w:sz w:val="26"/>
-          <w:szCs w:val="28"/>
-        </w:rPr>
-        <w:t>(</w:t>
-      </w:r>
-      <w:r>
-        <w:rPr>
-          <w:rFonts w:ascii="Times New Roman" w:eastAsia="Times New Roman" w:hAnsi="Times New Roman" w:cs="Times New Roman"/>
-          <w:b/>
-          <w:bCs/>
-          <w:sz w:val="26"/>
-          <w:szCs w:val="28"/>
-          <w:lang w:val="vi-VN"/>
-        </w:rPr>
-        <w:t>K</w:t>
-      </w:r>
-      <w:r>
-        <w:rPr>
-          <w:rFonts w:ascii="Times New Roman" w:eastAsia="Times New Roman" w:hAnsi="Times New Roman" w:cs="Times New Roman"/>
-          <w:b/>
-          <w:bCs/>
-          <w:sz w:val="26"/>
-          <w:szCs w:val="28"/>
-        </w:rPr>
-        <w:t xml:space="preserve">ý </w:t>
-      </w:r>
-      <w:proofErr w:type="spellStart"/>
-      <w:r>
-        <w:rPr>
-          <w:rFonts w:ascii="Times New Roman" w:eastAsia="Times New Roman" w:hAnsi="Times New Roman" w:cs="Times New Roman"/>
-          <w:b/>
-          <w:bCs/>
-          <w:sz w:val="26"/>
-          <w:szCs w:val="28"/>
-        </w:rPr>
-        <w:t>và</w:t>
-      </w:r>
-      <w:proofErr w:type="spellEnd"/>
-      <w:r>
-        <w:rPr>
-          <w:rFonts w:ascii="Times New Roman" w:eastAsia="Times New Roman" w:hAnsi="Times New Roman" w:cs="Times New Roman"/>
-          <w:b/>
-          <w:bCs/>
-          <w:sz w:val="26"/>
-          <w:szCs w:val="28"/>
-        </w:rPr>
-        <w:t xml:space="preserve"> </w:t>
-      </w:r>
-      <w:proofErr w:type="spellStart"/>
-      <w:r>
-        <w:rPr>
-          <w:rFonts w:ascii="Times New Roman" w:eastAsia="Times New Roman" w:hAnsi="Times New Roman" w:cs="Times New Roman"/>
-          <w:b/>
-          <w:bCs/>
-          <w:sz w:val="26"/>
-          <w:szCs w:val="28"/>
-        </w:rPr>
-        <w:t>ghi</w:t>
-      </w:r>
-      <w:proofErr w:type="spellEnd"/>
-      <w:r>
-        <w:rPr>
-          <w:rFonts w:ascii="Times New Roman" w:eastAsia="Times New Roman" w:hAnsi="Times New Roman" w:cs="Times New Roman"/>
-          <w:b/>
-          <w:bCs/>
-          <w:sz w:val="26"/>
-          <w:szCs w:val="28"/>
-        </w:rPr>
-        <w:t xml:space="preserve"> </w:t>
-      </w:r>
-      <w:proofErr w:type="spellStart"/>
-      <w:r>
-        <w:rPr>
-          <w:rFonts w:ascii="Times New Roman" w:eastAsia="Times New Roman" w:hAnsi="Times New Roman" w:cs="Times New Roman"/>
-          <w:b/>
-          <w:bCs/>
-          <w:sz w:val="26"/>
-          <w:szCs w:val="28"/>
-        </w:rPr>
-        <w:t>rõ</w:t>
-      </w:r>
-      <w:proofErr w:type="spellEnd"/>
-      <w:r>
-        <w:rPr>
-          <w:rFonts w:ascii="Times New Roman" w:eastAsia="Times New Roman" w:hAnsi="Times New Roman" w:cs="Times New Roman"/>
-          <w:b/>
-          <w:bCs/>
-          <w:sz w:val="26"/>
-          <w:szCs w:val="28"/>
-        </w:rPr>
-        <w:t xml:space="preserve"> </w:t>
-      </w:r>
-      <w:proofErr w:type="spellStart"/>
-      <w:r>
-        <w:rPr>
-          <w:rFonts w:ascii="Times New Roman" w:eastAsia="Times New Roman" w:hAnsi="Times New Roman" w:cs="Times New Roman"/>
-          <w:b/>
-          <w:bCs/>
-          <w:sz w:val="26"/>
-          <w:szCs w:val="28"/>
-        </w:rPr>
-        <w:t>họ</w:t>
-      </w:r>
-      <w:proofErr w:type="spellEnd"/>
-      <w:r>
-        <w:rPr>
-          <w:rFonts w:ascii="Times New Roman" w:eastAsia="Times New Roman" w:hAnsi="Times New Roman" w:cs="Times New Roman"/>
-          <w:b/>
-          <w:bCs/>
-          <w:sz w:val="26"/>
-          <w:szCs w:val="28"/>
-        </w:rPr>
-        <w:t xml:space="preserve"> </w:t>
-      </w:r>
-      <w:proofErr w:type="spellStart"/>
-      <w:r>
-        <w:rPr>
-          <w:rFonts w:ascii="Times New Roman" w:eastAsia="Times New Roman" w:hAnsi="Times New Roman" w:cs="Times New Roman"/>
-          <w:b/>
-          <w:bCs/>
-          <w:sz w:val="26"/>
-          <w:szCs w:val="28"/>
-        </w:rPr>
-        <w:t>tên</w:t>
-      </w:r>
-      <w:proofErr w:type="spellEnd"/>
-      <w:r>
-        <w:rPr>
-          <w:rFonts w:ascii="Times New Roman" w:eastAsia="Times New Roman" w:hAnsi="Times New Roman" w:cs="Times New Roman"/>
-          <w:b/>
-          <w:bCs/>
-          <w:sz w:val="26"/>
-          <w:szCs w:val="28"/>
-        </w:rPr>
-        <w:t>)</w:t>
-      </w:r>
-    </w:p>
-    <w:p>
-      <w:pPr>
-        <w:rPr>
-          <w:rFonts w:ascii="Times New Roman" w:hAnsi="Times New Roman" w:cs="Times New Roman"/>
-          <w:b/>
-          <w:bCs/>
-          <w:sz w:val="28"/>
-          <w:szCs w:val="28"/>
-        </w:rPr>
-      </w:pPr>
-    </w:p>
-    <w:p>
-      <w:pPr>
-        <w:rPr>
-          <w:rFonts w:ascii="Times New Roman" w:hAnsi="Times New Roman" w:cs="Times New Roman"/>
-          <w:b/>
-          <w:bCs/>
-          <w:sz w:val="28"/>
-          <w:szCs w:val="28"/>
-        </w:rPr>
-      </w:pPr>
-    </w:p>
-    <w:p>
-      <w:pPr>
-        <w:rPr>
-          <w:rFonts w:ascii="Times New Roman" w:hAnsi="Times New Roman" w:cs="Times New Roman"/>
-          <w:b/>
-          <w:bCs/>
-          <w:sz w:val="28"/>
-          <w:szCs w:val="28"/>
-        </w:rPr>
-      </w:pPr>
-    </w:p>
-    <w:p>
-      <w:pPr>
-        <w:rPr>
-          <w:rFonts w:ascii="Times New Roman" w:hAnsi="Times New Roman" w:cs="Times New Roman"/>
-          <w:b/>
-          <w:bCs/>
-          <w:sz w:val="28"/>
-          <w:szCs w:val="28"/>
-        </w:rPr>
-      </w:pPr>
-    </w:p>
-    <w:p>
-      <w:pPr>
-        <w:rPr>
-          <w:rFonts w:ascii="Times New Roman" w:hAnsi="Times New Roman" w:cs="Times New Roman"/>
-          <w:b/>
-          <w:bCs/>
-          <w:sz w:val="28"/>
-          <w:szCs w:val="28"/>
-        </w:rPr>
-      </w:pPr>
-    </w:p>
-    <w:p>
-      <w:pPr>
-        <w:rPr>
-          <w:rFonts w:ascii="Times New Roman" w:hAnsi="Times New Roman" w:cs="Times New Roman"/>
-          <w:b/>
-          <w:bCs/>
-          <w:sz w:val="28"/>
-          <w:szCs w:val="28"/>
-        </w:rPr>
-      </w:pPr>
-    </w:p>
-    <w:p>
-      <w:pPr>
-        <w:rPr>
-          <w:rFonts w:ascii="Times New Roman" w:hAnsi="Times New Roman" w:cs="Times New Roman"/>
-          <w:b/>
-          <w:bCs/>
-          <w:sz w:val="28"/>
-          <w:szCs w:val="28"/>
-        </w:rPr>
-      </w:pPr>
-    </w:p>
-    <w:p>
-      <w:pPr>
-        <w:rPr>
-          <w:rFonts w:ascii="Times New Roman" w:hAnsi="Times New Roman" w:cs="Times New Roman"/>
-          <w:b/>
-          <w:bCs/>
-          <w:sz w:val="28"/>
-          <w:szCs w:val="28"/>
-        </w:rPr>
-      </w:pPr>
-    </w:p>
-    <w:p>
-      <w:pPr>
-        <w:rPr>
-          <w:rFonts w:ascii="Times New Roman" w:hAnsi="Times New Roman" w:cs="Times New Roman"/>
-          <w:b/>
-          <w:bCs/>
-          <w:sz w:val="28"/>
-          <w:szCs w:val="28"/>
-        </w:rPr>
-      </w:pPr>
-    </w:p>
-    <w:p>
-      <w:pPr>
-        <w:rPr>
-          <w:rFonts w:ascii="Times New Roman" w:hAnsi="Times New Roman" w:cs="Times New Roman"/>
-          <w:b/>
-          <w:bCs/>
-          <w:sz w:val="28"/>
-          <w:szCs w:val="28"/>
-        </w:rPr>
-      </w:pPr>
-    </w:p>
-    <w:p>
+          <w:sz w:val="28"/>
+          <w:szCs w:val="28"/>
+        </w:rPr>
+        <w:t>ý và ghi rõ họ tên)</w:t>
+      </w:r>
+    </w:p>
+    <w:p>
+      <w:pPr>
+        <w:rPr>
+          <w:rFonts w:ascii="Times New Roman" w:hAnsi="Times New Roman" w:cs="Times New Roman"/>
+          <w:b/>
+          <w:bCs/>
+          <w:sz w:val="28"/>
+          <w:szCs w:val="28"/>
+        </w:rPr>
+      </w:pPr>
+    </w:p>
+    <w:p>
+      <w:pPr>
+        <w:rPr>
+          <w:rFonts w:ascii="Times New Roman" w:hAnsi="Times New Roman" w:cs="Times New Roman"/>
+          <w:b/>
+          <w:bCs/>
+          <w:sz w:val="28"/>
+          <w:szCs w:val="28"/>
+        </w:rPr>
+      </w:pPr>
+    </w:p>
+    <w:p>
+      <w:pPr>
+        <w:rPr>
+          <w:rFonts w:ascii="Times New Roman" w:hAnsi="Times New Roman" w:cs="Times New Roman"/>
+          <w:b/>
+          <w:bCs/>
+          <w:sz w:val="28"/>
+          <w:szCs w:val="28"/>
+        </w:rPr>
+      </w:pPr>
+    </w:p>
+    <w:p>
+      <w:pPr>
+        <w:rPr>
+          <w:rFonts w:ascii="Times New Roman" w:hAnsi="Times New Roman" w:cs="Times New Roman"/>
+          <w:b/>
+          <w:bCs/>
+          <w:sz w:val="28"/>
+          <w:szCs w:val="28"/>
+        </w:rPr>
+      </w:pPr>
+    </w:p>
+    <w:p>
+      <w:pPr>
+        <w:rPr>
+          <w:rFonts w:ascii="Times New Roman" w:hAnsi="Times New Roman" w:cs="Times New Roman"/>
+          <w:b/>
+          <w:bCs/>
+          <w:sz w:val="28"/>
+          <w:szCs w:val="28"/>
+        </w:rPr>
+      </w:pPr>
+    </w:p>
+    <w:p>
+      <w:pPr>
+        <w:rPr>
+          <w:rFonts w:ascii="Times New Roman" w:hAnsi="Times New Roman" w:cs="Times New Roman"/>
+          <w:b/>
+          <w:bCs/>
+          <w:sz w:val="28"/>
+          <w:szCs w:val="28"/>
+        </w:rPr>
+      </w:pPr>
+    </w:p>
+    <w:p>
+      <w:pPr>
+        <w:rPr>
+          <w:rFonts w:ascii="Times New Roman" w:hAnsi="Times New Roman" w:cs="Times New Roman"/>
+          <w:b/>
+          <w:bCs/>
+          <w:sz w:val="28"/>
+          <w:szCs w:val="28"/>
+        </w:rPr>
+      </w:pPr>
+    </w:p>
+    <w:p>
+      <w:pPr>
+        <w:rPr>
+          <w:rFonts w:ascii="Times New Roman" w:hAnsi="Times New Roman" w:cs="Times New Roman"/>
+          <w:b/>
+          <w:bCs/>
+          <w:sz w:val="28"/>
+          <w:szCs w:val="28"/>
+        </w:rPr>
+      </w:pPr>
+    </w:p>
+    <w:p>
+      <w:pPr>
+        <w:rPr>
+          <w:rFonts w:ascii="Times New Roman" w:hAnsi="Times New Roman" w:cs="Times New Roman"/>
+          <w:b/>
+          <w:bCs/>
+          <w:sz w:val="28"/>
+          <w:szCs w:val="28"/>
+        </w:rPr>
+      </w:pPr>
+    </w:p>
+    <w:p>
+      <w:pPr>
+        <w:rPr>
+          <w:rFonts w:ascii="Times New Roman" w:hAnsi="Times New Roman" w:cs="Times New Roman"/>
+          <w:b/>
+          <w:bCs/>
+          <w:sz w:val="28"/>
+          <w:szCs w:val="28"/>
+        </w:rPr>
+      </w:pPr>
+      <w:r>
+        <w:rPr>
+          <w:rFonts w:ascii="Times New Roman" w:hAnsi="Times New Roman" w:cs="Times New Roman"/>
+          <w:b/>
+          <w:bCs/>
+          <w:sz w:val="28"/>
+          <w:szCs w:val="28"/>
+        </w:rPr>
+        <w:t>ĐẶC TẢ MÔ TẢ HỆ THỐNG:</w:t>
+      </w:r>
+    </w:p>
+    <w:p>
+      <w:pPr>
+        <w:rPr>
+          <w:rFonts w:ascii="Times New Roman" w:hAnsi="Times New Roman" w:cs="Times New Roman"/>
+          <w:b/>
+          <w:bCs/>
+          <w:sz w:val="28"/>
+          <w:szCs w:val="28"/>
+        </w:rPr>
+      </w:pPr>
+      <w:r>
+        <w:rPr>
+          <w:rFonts w:ascii="Times New Roman" w:hAnsi="Times New Roman" w:cs="Times New Roman"/>
+          <w:b/>
+          <w:bCs/>
+          <w:sz w:val="28"/>
+          <w:szCs w:val="28"/>
+        </w:rPr>
+        <w:t xml:space="preserve">       1/ Giới thiệu:</w:t>
+      </w:r>
+    </w:p>
+    <w:p>
+      <w:pPr>
+        <w:rPr>
+          <w:rFonts w:ascii="Times New Roman" w:hAnsi="Times New Roman" w:cs="Times New Roman"/>
+          <w:sz w:val="28"/>
+          <w:szCs w:val="28"/>
+        </w:rPr>
+      </w:pPr>
+      <w:r>
+        <w:rPr>
+          <w:rFonts w:ascii="Times New Roman" w:hAnsi="Times New Roman" w:cs="Times New Roman"/>
+          <w:sz w:val="28"/>
+          <w:szCs w:val="28"/>
+        </w:rPr>
+        <w:t>Ngày nay, hệ thống là một yêu cầu trong tất cả các phần mềm phải có , nhờ vậy các hệ thống ngày nay luôn đi theo một trình tự rõ rang chi tiết và logic nhất có thể, hiện tại một trong những hệ thống em thích nhất là hệ thống quản lý một cửa hàng sách nho nhỏ, vì nó thể hiện rõ tính hệ thống, tính tuần tự trong một dự án học tập nho nhỏ của em truyền đạt cho mọi người</w:t>
+      </w:r>
+    </w:p>
+    <w:p>
+      <w:pPr>
+        <w:rPr>
+          <w:rFonts w:ascii="Times New Roman" w:hAnsi="Times New Roman" w:cs="Times New Roman"/>
+          <w:sz w:val="28"/>
+          <w:szCs w:val="28"/>
+        </w:rPr>
+      </w:pPr>
+      <w:r>
+        <w:rPr>
+          <w:rFonts w:ascii="Times New Roman" w:hAnsi="Times New Roman" w:cs="Times New Roman"/>
+          <w:sz w:val="28"/>
+          <w:szCs w:val="28"/>
+        </w:rPr>
+        <w:t>Hiện tại với quản lý cửa hàng  sách mini của em là 1 hệ thống quản lý loại sách, nhân viên(có phân quyền rõ ràng), quản lý phiếu nhập kho, nhà cung cấp,nhà xuất bản , và rõ rang nhất là hệ thống bán sách và hoàn trả sách của em,và cuối cùng có thống kê các loại sách, danh sách sách, doanh thu và số lượng nhập sách.</w:t>
+      </w:r>
+    </w:p>
+    <w:p>
+      <w:pPr>
+        <w:rPr>
+          <w:rFonts w:ascii="Times New Roman" w:hAnsi="Times New Roman" w:cs="Times New Roman"/>
+          <w:b/>
+          <w:bCs/>
+          <w:sz w:val="28"/>
+          <w:szCs w:val="28"/>
+        </w:rPr>
+      </w:pPr>
+      <w:r>
+        <w:rPr>
+          <w:rFonts w:ascii="Times New Roman" w:hAnsi="Times New Roman" w:cs="Times New Roman"/>
+          <w:sz w:val="28"/>
+          <w:szCs w:val="28"/>
+        </w:rPr>
+        <w:t xml:space="preserve">     </w:t>
+      </w:r>
+      <w:r>
+        <w:rPr>
+          <w:rFonts w:ascii="Times New Roman" w:hAnsi="Times New Roman" w:cs="Times New Roman"/>
+          <w:b/>
+          <w:bCs/>
+          <w:sz w:val="28"/>
+          <w:szCs w:val="28"/>
+        </w:rPr>
+        <w:t>2/ Mục tiêu:</w:t>
+      </w:r>
+    </w:p>
+    <w:p>
+      <w:pPr>
+        <w:rPr>
+          <w:rFonts w:ascii="Times New Roman" w:hAnsi="Times New Roman" w:cs="Times New Roman"/>
+          <w:sz w:val="28"/>
+          <w:szCs w:val="28"/>
+        </w:rPr>
+      </w:pPr>
+      <w:r>
+        <w:rPr>
+          <w:rFonts w:ascii="Times New Roman" w:hAnsi="Times New Roman" w:cs="Times New Roman"/>
+          <w:sz w:val="28"/>
+          <w:szCs w:val="28"/>
+        </w:rPr>
+        <w:t>Mục tiêu của hệ thống “ Quản lý của hàng sách mini” giúp người dùng có thể dễ dàng thực hiện các thao tác về quản lý xuất nhập sách, nhập phiếu nhậ</w:t>
+      </w:r>
+      <w:r>
+        <w:rPr>
+          <w:rFonts w:ascii="Times New Roman" w:hAnsi="Times New Roman" w:cs="Times New Roman"/>
+          <w:sz w:val="28"/>
+          <w:szCs w:val="28"/>
+        </w:rPr>
+        <w:t>p</w:t>
+      </w:r>
+      <w:r>
+        <w:rPr>
+          <w:rFonts w:ascii="Times New Roman" w:hAnsi="Times New Roman" w:cs="Times New Roman"/>
+          <w:sz w:val="28"/>
+          <w:szCs w:val="28"/>
+        </w:rPr>
+        <w:t>, lập hóa đơn bán và phiếu hoàn trả , tổng hợp doanh thu, và có thể thống kê loại sách bán đắt nhất,để tránh lãng phí số sách, đặc biệt có phần thống kê biểu đồ để dễ dàng phân tích ko chỉ thể hiện trên màn hình giới thiệu</w:t>
+      </w:r>
+      <w:r>
+        <w:rPr>
+          <w:rFonts w:ascii="Times New Roman" w:hAnsi="Times New Roman" w:cs="Times New Roman"/>
+          <w:sz w:val="28"/>
+          <w:szCs w:val="28"/>
+        </w:rPr>
+        <w:t>, và nâng cao một số tính năng cơ bản để cho mọi người dễ dàng sử dụng học hỏi.</w:t>
+      </w:r>
+    </w:p>
+    <w:p>
+      <w:pPr>
+        <w:rPr>
+          <w:rFonts w:ascii="Times New Roman" w:hAnsi="Times New Roman"/>
+          <w:sz w:val="28"/>
+          <w:szCs w:val="28"/>
+        </w:rPr>
+      </w:pPr>
+      <w:r>
+        <w:rPr>
+          <w:rFonts w:ascii="Times New Roman" w:hAnsi="Times New Roman"/>
+          <w:b/>
+          <w:bCs/>
+          <w:sz w:val="28"/>
+          <w:szCs w:val="28"/>
+        </w:rPr>
+        <w:t>3. Danh sách chức năng – phi chức năng:</w:t>
+      </w:r>
+      <w:r>
+        <w:rPr>
+          <w:rFonts w:ascii="Times New Roman" w:hAnsi="Times New Roman"/>
+          <w:b/>
+          <w:bCs/>
+          <w:sz w:val="28"/>
+          <w:szCs w:val="28"/>
+        </w:rPr>
+        <w:br/>
+      </w:r>
+      <w:r>
+        <w:rPr>
+          <w:rFonts w:ascii="Times New Roman" w:hAnsi="Times New Roman"/>
+          <w:sz w:val="28"/>
+          <w:szCs w:val="28"/>
+        </w:rPr>
+        <w:tab/>
+        <w:t xml:space="preserve">Hệ thống quản lý </w:t>
+      </w:r>
+      <w:r>
+        <w:rPr>
+          <w:rFonts w:ascii="Times New Roman" w:hAnsi="Times New Roman"/>
+          <w:sz w:val="28"/>
+          <w:szCs w:val="28"/>
+        </w:rPr>
+        <w:t>cửa hàng sách</w:t>
+      </w:r>
+      <w:r>
+        <w:rPr>
+          <w:rFonts w:ascii="Times New Roman" w:hAnsi="Times New Roman"/>
+          <w:sz w:val="28"/>
+          <w:szCs w:val="28"/>
+        </w:rPr>
+        <w:t xml:space="preserve"> có rất nhiều chức năng mang lại cho cho người sử dụng dễ dàng, dễ tiếp nhận, giao diện bắt mắt phù hợp với nhiều nhu cầu người dùng.</w:t>
+      </w:r>
+    </w:p>
+    <w:p>
+      <w:pPr>
+        <w:rPr>
+          <w:rFonts w:ascii="Times New Roman" w:hAnsi="Times New Roman"/>
+          <w:b/>
+          <w:bCs/>
+          <w:sz w:val="28"/>
+          <w:szCs w:val="28"/>
+        </w:rPr>
+      </w:pPr>
+      <w:r>
+        <w:rPr>
+          <w:rFonts w:ascii="Times New Roman" w:hAnsi="Times New Roman"/>
+          <w:b/>
+          <w:bCs/>
+          <w:sz w:val="28"/>
+          <w:szCs w:val="28"/>
+        </w:rPr>
+        <w:t>3.1.1. Nhóm chức năng cơ bản.</w:t>
+      </w:r>
+    </w:p>
+    <w:p>
+      <w:pPr>
+        <w:rPr>
+          <w:rFonts w:ascii="Times New Roman" w:hAnsi="Times New Roman"/>
+          <w:sz w:val="28"/>
+          <w:szCs w:val="28"/>
+        </w:rPr>
+      </w:pPr>
+      <w:r>
+        <w:rPr>
+          <w:rFonts w:ascii="Times New Roman" w:hAnsi="Times New Roman"/>
+          <w:b/>
+          <w:bCs/>
+          <w:sz w:val="28"/>
+          <w:szCs w:val="28"/>
+        </w:rPr>
+        <w:tab/>
+      </w:r>
+      <w:r>
+        <w:rPr>
+          <w:rFonts w:ascii="Times New Roman" w:hAnsi="Times New Roman"/>
+          <w:sz w:val="28"/>
+          <w:szCs w:val="28"/>
+        </w:rPr>
+        <w:t>Các chức năng cơ bản phục vụ người sử dụng như thêm, xoá, sửa, tìm kiếm, lưu là các chức năng cơ bản mà mọi hệ thống quản lý đều có dành cho người sử dụng.</w:t>
+      </w:r>
+    </w:p>
+    <w:p>
+      <w:pPr>
+        <w:rPr>
+          <w:rFonts w:ascii="Times New Roman" w:hAnsi="Times New Roman"/>
+          <w:b/>
+          <w:bCs/>
+          <w:sz w:val="28"/>
+          <w:szCs w:val="28"/>
+        </w:rPr>
+      </w:pPr>
+      <w:r>
+        <w:rPr>
+          <w:rFonts w:ascii="Times New Roman" w:hAnsi="Times New Roman"/>
+          <w:b/>
+          <w:bCs/>
+          <w:sz w:val="28"/>
+          <w:szCs w:val="28"/>
+        </w:rPr>
+        <w:t>3.1.2. Nhóm chức năng nâng cao.</w:t>
+      </w:r>
+    </w:p>
+    <w:p>
+      <w:pPr>
+        <w:rPr>
+          <w:rFonts w:ascii="Times New Roman" w:hAnsi="Times New Roman"/>
+          <w:b/>
+          <w:bCs/>
+          <w:sz w:val="28"/>
+          <w:szCs w:val="28"/>
+        </w:rPr>
+      </w:pPr>
+      <w:r>
+        <w:rPr>
+          <w:rFonts w:ascii="Times New Roman" w:hAnsi="Times New Roman"/>
+          <w:b/>
+          <w:bCs/>
+          <w:sz w:val="28"/>
+          <w:szCs w:val="28"/>
+        </w:rPr>
+        <w:t>3.2 Nhóm phi chức năng.</w:t>
+      </w:r>
+    </w:p>
+    <w:p>
+      <w:pPr>
+        <w:rPr>
+          <w:rFonts w:ascii="Times New Roman" w:hAnsi="Times New Roman"/>
+          <w:b/>
+          <w:bCs/>
+          <w:sz w:val="28"/>
+          <w:szCs w:val="28"/>
+        </w:rPr>
+      </w:pPr>
+      <w:r>
+        <w:rPr>
+          <w:rFonts w:ascii="Times New Roman" w:hAnsi="Times New Roman"/>
+          <w:b/>
+          <w:bCs/>
+          <w:sz w:val="28"/>
+          <w:szCs w:val="28"/>
+        </w:rPr>
+        <w:lastRenderedPageBreak/>
+        <w:t>4. Sơ đồ tổng thể</w:t>
+      </w:r>
+    </w:p>
+    <w:p>
+      <w:pPr>
+        <w:rPr>
+          <w:rFonts w:ascii="Times New Roman" w:hAnsi="Times New Roman"/>
+          <w:b/>
+          <w:bCs/>
+          <w:sz w:val="28"/>
+          <w:szCs w:val="28"/>
+        </w:rPr>
+      </w:pPr>
+      <w:r>
+        <w:rPr>
+          <w:rFonts w:ascii="Times New Roman" w:hAnsi="Times New Roman"/>
+          <w:b/>
+          <w:bCs/>
+          <w:sz w:val="28"/>
+          <w:szCs w:val="28"/>
+        </w:rPr>
+        <w:t xml:space="preserve">4.1 Sơ đồ </w:t>
+      </w:r>
+    </w:p>
+    <w:p>
+      <w:pPr>
+        <w:rPr>
+          <w:rFonts w:ascii="Times New Roman" w:hAnsi="Times New Roman"/>
+          <w:b/>
+          <w:bCs/>
+          <w:sz w:val="28"/>
+          <w:szCs w:val="28"/>
+        </w:rPr>
+      </w:pPr>
+      <w:r>
+        <w:rPr>
+          <w:rFonts w:ascii="Times New Roman" w:hAnsi="Times New Roman"/>
+          <w:b/>
+          <w:bCs/>
+          <w:sz w:val="28"/>
+          <w:szCs w:val="28"/>
+        </w:rPr>
+        <w:t>4.2 Mô tả sơ đồ:</w:t>
+      </w:r>
+    </w:p>
+    <w:p>
+      <w:pPr>
+        <w:rPr>
+          <w:rFonts w:ascii="Times New Roman" w:hAnsi="Times New Roman"/>
+          <w:sz w:val="28"/>
+          <w:szCs w:val="28"/>
+        </w:rPr>
+      </w:pPr>
+      <w:r>
+        <w:rPr>
+          <w:rFonts w:ascii="Times New Roman" w:hAnsi="Times New Roman"/>
+          <w:sz w:val="28"/>
+          <w:szCs w:val="28"/>
+        </w:rPr>
+        <w:t>Sau khi truy cập hệ thống người sử dụng tiến hành đăng nhập và sẽ tiến vào các quy trình đầu tiên là nhập các dữ liệu có sẵn để đưa vào csdl của hệ thống sau đó bắt đầu quá trình xuất dữ liệu tuỳ vào tình huống mà thực hiện các thao tác quy trình khác nhau. Có các quá trình sau khi nhập dữ liệu như, kiểm kê dữ liệu, xuất , tìm kiếm dữ liệu cần tìm, báo báo thống kê hạn sử dụng.</w:t>
+      </w:r>
+    </w:p>
+    <w:p>
+      <w:pPr>
+        <w:rPr>
+          <w:rFonts w:ascii="Times New Roman" w:hAnsi="Times New Roman"/>
+          <w:b/>
+          <w:bCs/>
+          <w:sz w:val="24"/>
+          <w:szCs w:val="24"/>
+        </w:rPr>
+      </w:pPr>
+      <w:r>
+        <w:rPr>
+          <w:rFonts w:ascii="Times New Roman" w:hAnsi="Times New Roman"/>
+          <w:b/>
+          <w:bCs/>
+          <w:sz w:val="24"/>
+          <w:szCs w:val="24"/>
+        </w:rPr>
+        <w:t>II</w:t>
+      </w:r>
+      <w:r>
+        <w:rPr>
+          <w:rFonts w:ascii="Times New Roman" w:hAnsi="Times New Roman"/>
+          <w:b/>
+          <w:bCs/>
+          <w:sz w:val="24"/>
+          <w:szCs w:val="24"/>
+        </w:rPr>
+        <w:t>. Phân tích.</w:t>
+      </w:r>
+    </w:p>
+    <w:p>
+      <w:pPr>
+        <w:pStyle w:val="ListParagraph"/>
+        <w:numPr>
+          <w:ilvl w:val="0"/>
+          <w:numId w:val="1"/>
+        </w:numPr>
+        <w:rPr>
+          <w:rFonts w:ascii="Times New Roman" w:hAnsi="Times New Roman"/>
+          <w:b/>
+          <w:bCs/>
+          <w:sz w:val="24"/>
+          <w:szCs w:val="24"/>
+        </w:rPr>
+      </w:pPr>
+      <w:r>
+        <w:rPr>
+          <w:rFonts w:ascii="Times New Roman" w:hAnsi="Times New Roman"/>
+          <w:b/>
+          <w:bCs/>
+          <w:sz w:val="24"/>
+          <w:szCs w:val="24"/>
+        </w:rPr>
+        <w:t>Dữ liệu:</w:t>
+      </w:r>
+    </w:p>
+    <w:p>
+      <w:pPr>
+        <w:pStyle w:val="ListParagraph"/>
+        <w:numPr>
+          <w:ilvl w:val="0"/>
+          <w:numId w:val="1"/>
+        </w:numPr>
+        <w:rPr>
+          <w:rFonts w:ascii="Times New Roman" w:hAnsi="Times New Roman"/>
+          <w:b/>
+          <w:bCs/>
+          <w:sz w:val="24"/>
+          <w:szCs w:val="24"/>
+        </w:rPr>
+      </w:pPr>
+      <w:r>
+        <w:rPr>
+          <w:rFonts w:ascii="Times New Roman" w:hAnsi="Times New Roman"/>
+          <w:b/>
+          <w:bCs/>
+          <w:sz w:val="24"/>
+          <w:szCs w:val="24"/>
+        </w:rPr>
+        <w:t>Nghiệp vụ xử lý:</w:t>
+      </w:r>
+    </w:p>
+    <w:p>
+      <w:pPr>
+        <w:pStyle w:val="ListParagraph"/>
+        <w:numPr>
+          <w:ilvl w:val="0"/>
+          <w:numId w:val="1"/>
+        </w:numPr>
+        <w:rPr>
+          <w:rFonts w:ascii="Times New Roman" w:hAnsi="Times New Roman"/>
+          <w:b/>
+          <w:bCs/>
+          <w:sz w:val="24"/>
+          <w:szCs w:val="24"/>
+        </w:rPr>
+      </w:pPr>
+      <w:r>
+        <w:rPr>
+          <w:rFonts w:ascii="Times New Roman" w:hAnsi="Times New Roman"/>
+          <w:b/>
+          <w:bCs/>
+          <w:sz w:val="24"/>
+          <w:szCs w:val="24"/>
+        </w:rPr>
+        <w:t>Giao diện:</w:t>
+      </w:r>
+    </w:p>
+    <w:p>
+      <w:pPr>
+        <w:pStyle w:val="ListParagraph"/>
+        <w:rPr>
+          <w:rFonts w:ascii="Times New Roman" w:hAnsi="Times New Roman"/>
+          <w:b/>
+          <w:bCs/>
+          <w:sz w:val="24"/>
+          <w:szCs w:val="24"/>
+        </w:rPr>
+      </w:pPr>
+      <w:r>
+        <w:rPr>
+          <w:rFonts w:ascii="Times New Roman" w:hAnsi="Times New Roman"/>
+          <w:b/>
+          <w:bCs/>
+          <w:sz w:val="24"/>
+          <w:szCs w:val="24"/>
+        </w:rPr>
+        <w:t>Một số giao diện quản lý</w:t>
+      </w:r>
+    </w:p>
+    <w:p>
+      <w:pPr>
+        <w:pStyle w:val="ListParagraph"/>
+        <w:rPr>
+          <w:rFonts w:ascii="Times New Roman" w:hAnsi="Times New Roman"/>
+          <w:b/>
+          <w:bCs/>
+          <w:sz w:val="24"/>
+          <w:szCs w:val="24"/>
+        </w:rPr>
+      </w:pPr>
+      <w:r>
+        <w:rPr>
+          <w:rFonts w:ascii="Times New Roman" w:hAnsi="Times New Roman"/>
+          <w:b/>
+          <w:bCs/>
+          <w:sz w:val="24"/>
+          <w:szCs w:val="24"/>
+        </w:rPr>
+        <w:t>*SÁCH</w:t>
+      </w:r>
+    </w:p>
+    <w:p>
+      <w:pPr>
+        <w:pStyle w:val="ListParagraph"/>
+        <w:rPr>
+          <w:rFonts w:ascii="Times New Roman" w:hAnsi="Times New Roman"/>
+          <w:b/>
+          <w:noProof/>
+          <w:sz w:val="24"/>
+          <w:szCs w:val="24"/>
+        </w:rPr>
+      </w:pPr>
+      <w:r>
+        <w:rPr>
+          <w:rFonts w:ascii="Times New Roman" w:hAnsi="Times New Roman"/>
+          <w:b/>
+          <w:noProof/>
+          <w:sz w:val="24"/>
+          <w:szCs w:val="24"/>
+        </w:rPr>
+        <w:drawing>
+          <wp:inline distT="0" distB="0" distL="0" distR="0" wp14:anchorId="4B305F95" wp14:editId="46BDEB94">
+            <wp:extent cx="5943600" cy="3353435"/>
+            <wp:effectExtent l="0" t="0" r="0" b="0"/>
+            <wp:docPr id="13" name="Picture 13"/>
+            <wp:cNvGraphicFramePr>
+              <a:graphicFrameLocks xmlns:a="http://schemas.openxmlformats.org/drawingml/2006/main" noChangeAspect="1"/>
+            </wp:cNvGraphicFramePr>
+            <a:graphic xmlns:a="http://schemas.openxmlformats.org/drawingml/2006/main">
+              <a:graphicData uri="http://schemas.openxmlformats.org/drawingml/2006/picture">
+                <pic:pic xmlns:pic="http://schemas.openxmlformats.org/drawingml/2006/picture">
+                  <pic:nvPicPr>
+                    <pic:cNvPr id="1" name=""/>
+                    <pic:cNvPicPr/>
+                  </pic:nvPicPr>
+                  <pic:blipFill>
+                    <a:blip r:embed="rId9"/>
+                    <a:stretch>
+                      <a:fillRect/>
+                    </a:stretch>
+                  </pic:blipFill>
+                  <pic:spPr>
+                    <a:xfrm>
+                      <a:off x="0" y="0"/>
+                      <a:ext cx="5943600" cy="3353435"/>
+                    </a:xfrm>
+                    <a:prstGeom prst="rect">
+                      <a:avLst/>
+                    </a:prstGeom>
+                  </pic:spPr>
+                </pic:pic>
+              </a:graphicData>
+            </a:graphic>
+          </wp:inline>
+        </w:drawing>
+      </w:r>
+    </w:p>
+    <w:p>
+      <w:pPr>
+        <w:pStyle w:val="ListParagraph"/>
+        <w:rPr>
+          <w:rFonts w:ascii="Times New Roman" w:hAnsi="Times New Roman"/>
+          <w:b/>
+          <w:bCs/>
+          <w:sz w:val="24"/>
+          <w:szCs w:val="24"/>
+        </w:rPr>
+      </w:pPr>
+      <w:r>
+        <w:rPr>
+          <w:rFonts w:ascii="Times New Roman" w:hAnsi="Times New Roman"/>
+          <w:sz w:val="28"/>
+          <w:szCs w:val="28"/>
+        </w:rPr>
+        <w:t xml:space="preserve">       </w:t>
+      </w:r>
+      <w:r>
+        <w:rPr>
+          <w:rFonts w:ascii="Times New Roman" w:hAnsi="Times New Roman"/>
+          <w:b/>
+          <w:bCs/>
+          <w:sz w:val="24"/>
+          <w:szCs w:val="24"/>
+        </w:rPr>
+        <w:t>*</w:t>
+      </w:r>
+      <w:r>
+        <w:rPr>
+          <w:rFonts w:ascii="Times New Roman" w:hAnsi="Times New Roman"/>
+          <w:b/>
+          <w:bCs/>
+          <w:sz w:val="24"/>
+          <w:szCs w:val="24"/>
+        </w:rPr>
+        <w:t>PHIẾU NHẬP+PHIẾU NHẬP CHI TIẾT</w:t>
+      </w:r>
+    </w:p>
+    <w:p>
+      <w:pPr>
+        <w:pStyle w:val="ListParagraph"/>
+        <w:rPr>
+          <w:rFonts w:ascii="Times New Roman" w:hAnsi="Times New Roman"/>
+          <w:b/>
+          <w:bCs/>
+          <w:sz w:val="24"/>
+          <w:szCs w:val="24"/>
+        </w:rPr>
+      </w:pPr>
+      <w:r>
+        <w:rPr>
+          <w:rFonts w:ascii="Times New Roman" w:hAnsi="Times New Roman"/>
+          <w:b/>
+          <w:bCs/>
+          <w:sz w:val="24"/>
+          <w:szCs w:val="24"/>
+        </w:rPr>
+        <w:t>Phiếu nhập là nơi xem thông tin ai nhập nhưng đúng nghiệp vụ thì sẽ do admin đảm nhiệm do em sử dụng gemini pro tạo csdl nên chỗ này về cơ sở dữ liệu thì chưa đúng ,nhưng em nếu nhập tay bên admin thì vẫn đúng nghiệp vụ</w:t>
+      </w:r>
+    </w:p>
+    <w:p>
+      <w:pPr>
+        <w:pStyle w:val="ListParagraph"/>
+        <w:rPr>
+          <w:rFonts w:ascii="Times New Roman" w:hAnsi="Times New Roman"/>
+          <w:b/>
+          <w:bCs/>
+          <w:sz w:val="24"/>
+          <w:szCs w:val="24"/>
+        </w:rPr>
+      </w:pPr>
+      <w:r>
+        <w:rPr>
+          <w:rFonts w:ascii="Times New Roman" w:hAnsi="Times New Roman"/>
+          <w:b/>
+          <w:bCs/>
+          <w:sz w:val="24"/>
+          <w:szCs w:val="24"/>
+        </w:rPr>
+        <w:lastRenderedPageBreak/>
+        <w:drawing>
+          <wp:inline distT="0" distB="0" distL="0" distR="0" wp14:anchorId="20576AAF" wp14:editId="1C12DD8C">
+            <wp:extent cx="5943600" cy="3222625"/>
+            <wp:effectExtent l="0" t="0" r="0" b="0"/>
+            <wp:docPr id="14" name="Picture 14"/>
+            <wp:cNvGraphicFramePr>
+              <a:graphicFrameLocks xmlns:a="http://schemas.openxmlformats.org/drawingml/2006/main" noChangeAspect="1"/>
+            </wp:cNvGraphicFramePr>
+            <a:graphic xmlns:a="http://schemas.openxmlformats.org/drawingml/2006/main">
+              <a:graphicData uri="http://schemas.openxmlformats.org/drawingml/2006/picture">
+                <pic:pic xmlns:pic="http://schemas.openxmlformats.org/drawingml/2006/picture">
+                  <pic:nvPicPr>
+                    <pic:cNvPr id="1" name=""/>
+                    <pic:cNvPicPr/>
+                  </pic:nvPicPr>
+                  <pic:blipFill>
+                    <a:blip r:embed="rId10"/>
+                    <a:stretch>
+                      <a:fillRect/>
+                    </a:stretch>
+                  </pic:blipFill>
+                  <pic:spPr>
+                    <a:xfrm>
+                      <a:off x="0" y="0"/>
+                      <a:ext cx="5943600" cy="3222625"/>
+                    </a:xfrm>
+                    <a:prstGeom prst="rect">
+                      <a:avLst/>
+                    </a:prstGeom>
+                  </pic:spPr>
+                </pic:pic>
+              </a:graphicData>
+            </a:graphic>
+          </wp:inline>
+        </w:drawing>
+      </w:r>
+    </w:p>
+    <w:p>
+      <w:pPr>
+        <w:pStyle w:val="ListParagraph"/>
+        <w:rPr>
+          <w:rFonts w:ascii="Times New Roman" w:hAnsi="Times New Roman"/>
+          <w:b/>
+          <w:bCs/>
+          <w:sz w:val="24"/>
+          <w:szCs w:val="24"/>
+        </w:rPr>
+      </w:pPr>
+      <w:r>
+        <w:rPr>
+          <w:rFonts w:ascii="Times New Roman" w:hAnsi="Times New Roman"/>
+          <w:b/>
+          <w:bCs/>
+          <w:sz w:val="24"/>
+          <w:szCs w:val="24"/>
+        </w:rPr>
+        <w:drawing>
+          <wp:inline distT="0" distB="0" distL="0" distR="0" wp14:anchorId="6C67B4CB" wp14:editId="56C5664E">
+            <wp:extent cx="5943600" cy="3058795"/>
+            <wp:effectExtent l="0" t="0" r="0" b="8255"/>
+            <wp:docPr id="15" name="Picture 15"/>
+            <wp:cNvGraphicFramePr>
+              <a:graphicFrameLocks xmlns:a="http://schemas.openxmlformats.org/drawingml/2006/main" noChangeAspect="1"/>
+            </wp:cNvGraphicFramePr>
+            <a:graphic xmlns:a="http://schemas.openxmlformats.org/drawingml/2006/main">
+              <a:graphicData uri="http://schemas.openxmlformats.org/drawingml/2006/picture">
+                <pic:pic xmlns:pic="http://schemas.openxmlformats.org/drawingml/2006/picture">
+                  <pic:nvPicPr>
+                    <pic:cNvPr id="1" name=""/>
+                    <pic:cNvPicPr/>
+                  </pic:nvPicPr>
+                  <pic:blipFill>
+                    <a:blip r:embed="rId11"/>
+                    <a:stretch>
+                      <a:fillRect/>
+                    </a:stretch>
+                  </pic:blipFill>
+                  <pic:spPr>
+                    <a:xfrm>
+                      <a:off x="0" y="0"/>
+                      <a:ext cx="5943600" cy="3058795"/>
+                    </a:xfrm>
+                    <a:prstGeom prst="rect">
+                      <a:avLst/>
+                    </a:prstGeom>
+                  </pic:spPr>
+                </pic:pic>
+              </a:graphicData>
+            </a:graphic>
+          </wp:inline>
+        </w:drawing>
+      </w:r>
+    </w:p>
+    <w:p>
+      <w:pPr>
+        <w:pStyle w:val="ListParagraph"/>
+        <w:rPr>
+          <w:rFonts w:ascii="Times New Roman" w:hAnsi="Times New Roman"/>
+          <w:b/>
+          <w:bCs/>
+          <w:sz w:val="24"/>
+          <w:szCs w:val="24"/>
+        </w:rPr>
+      </w:pPr>
+      <w:r>
+        <w:rPr>
+          <w:rFonts w:ascii="Times New Roman" w:hAnsi="Times New Roman"/>
+          <w:b/>
+          <w:bCs/>
+          <w:sz w:val="24"/>
+          <w:szCs w:val="24"/>
+        </w:rPr>
+        <w:t>Còn đây là phiếu nhập chi tiết là nơi nhập thông tin chỉ có admin mới vô được vùng này nhập sách từ nhà cung cấp</w:t>
+      </w:r>
+    </w:p>
+    <w:p>
+      <w:pPr>
+        <w:pStyle w:val="ListParagraph"/>
+        <w:rPr>
+          <w:rFonts w:ascii="Times New Roman" w:hAnsi="Times New Roman"/>
+          <w:b/>
+          <w:bCs/>
+          <w:sz w:val="24"/>
+          <w:szCs w:val="24"/>
+        </w:rPr>
+      </w:pPr>
+      <w:r>
+        <w:rPr>
+          <w:rFonts w:ascii="Times New Roman" w:hAnsi="Times New Roman"/>
+          <w:b/>
+          <w:bCs/>
+          <w:sz w:val="24"/>
+          <w:szCs w:val="24"/>
+        </w:rPr>
+        <w:t>Nhưng điểm yếu của này trong đồ án của em có điểm ch</w:t>
+      </w:r>
+      <w:r>
+        <w:rPr>
+          <w:rFonts w:ascii="Times New Roman" w:hAnsi="Times New Roman"/>
+          <w:b/>
+          <w:bCs/>
+          <w:sz w:val="24"/>
+          <w:szCs w:val="24"/>
+        </w:rPr>
+        <w:t>ưa tốt ở phần thông tin sách nhập nó lấy kiểu cơ sở dữ liệu theo chữ cái nên đây là khuyết điểm</w:t>
+      </w:r>
       <w:bookmarkStart w:id="1" w:name="_GoBack"/>
       <w:bookmarkEnd w:id="1"/>
+    </w:p>
+    <w:p>
+      <w:pPr>
+        <w:rPr>
+          <w:rFonts w:ascii="Times New Roman" w:hAnsi="Times New Roman"/>
+          <w:sz w:val="28"/>
+          <w:szCs w:val="28"/>
+        </w:rPr>
+      </w:pPr>
+    </w:p>
+    <w:p>
+      <w:pPr>
+        <w:rPr>
+          <w:rFonts w:ascii="Times New Roman" w:hAnsi="Times New Roman" w:cs="Times New Roman"/>
+          <w:sz w:val="28"/>
+          <w:szCs w:val="28"/>
+        </w:rPr>
+      </w:pPr>
+    </w:p>
+    <w:p>
+      <w:pPr>
+        <w:rPr>
+          <w:rFonts w:ascii="Times New Roman" w:hAnsi="Times New Roman" w:cs="Times New Roman"/>
+          <w:sz w:val="28"/>
+          <w:szCs w:val="28"/>
+        </w:rPr>
+      </w:pPr>
+    </w:p>
+    <w:p>
+      <w:pPr>
+        <w:rPr>
+          <w:rFonts w:ascii="Times New Roman" w:hAnsi="Times New Roman" w:cs="Times New Roman"/>
+          <w:sz w:val="28"/>
+          <w:szCs w:val="28"/>
+        </w:rPr>
+      </w:pPr>
+    </w:p>
+    <w:p>
+      <w:pPr>
+        <w:rPr>
+          <w:rFonts w:ascii="Times New Roman" w:hAnsi="Times New Roman" w:cs="Times New Roman"/>
+          <w:sz w:val="28"/>
+          <w:szCs w:val="28"/>
+        </w:rPr>
+      </w:pPr>
+    </w:p>
+    <w:p>
+      <w:pPr>
+        <w:rPr>
+          <w:rFonts w:ascii="Times New Roman" w:hAnsi="Times New Roman" w:cs="Times New Roman"/>
+          <w:sz w:val="28"/>
+          <w:szCs w:val="28"/>
+        </w:rPr>
+      </w:pPr>
+    </w:p>
+    <w:p>
+      <w:pPr>
+        <w:rPr>
+          <w:rFonts w:ascii="Times New Roman" w:hAnsi="Times New Roman" w:cs="Times New Roman"/>
+          <w:sz w:val="28"/>
+          <w:szCs w:val="28"/>
+        </w:rPr>
+      </w:pPr>
+    </w:p>
+    <w:p>
+      <w:pPr>
+        <w:rPr>
+          <w:rFonts w:ascii="Times New Roman" w:hAnsi="Times New Roman" w:cs="Times New Roman"/>
+          <w:sz w:val="28"/>
+          <w:szCs w:val="28"/>
+        </w:rPr>
+      </w:pPr>
+      <w:r>
+        <w:rPr>
+          <w:rFonts w:ascii="Times New Roman" w:hAnsi="Times New Roman" w:cs="Times New Roman"/>
+          <w:sz w:val="28"/>
+          <w:szCs w:val="28"/>
+        </w:rPr>
+        <w:t>Hệ thống Cơ sở dữ liệu:</w:t>
+      </w:r>
+      <w:r>
+        <w:rPr>
+          <w:rFonts w:ascii="Times New Roman" w:hAnsi="Times New Roman" w:cs="Times New Roman"/>
+          <w:noProof/>
+          <w:sz w:val="28"/>
+          <w:szCs w:val="28"/>
+        </w:rPr>
+        <w:drawing>
+          <wp:inline distT="0" distB="0" distL="0" distR="0" wp14:anchorId="70D18CEB" wp14:editId="7E44C1E5">
+            <wp:extent cx="5943600" cy="3343275"/>
+            <wp:effectExtent l="0" t="0" r="0" b="9525"/>
+            <wp:docPr id="1" name="Picture 1"/>
+            <wp:cNvGraphicFramePr>
+              <a:graphicFrameLocks xmlns:a="http://schemas.openxmlformats.org/drawingml/2006/main" noChangeAspect="1"/>
+            </wp:cNvGraphicFramePr>
+            <a:graphic xmlns:a="http://schemas.openxmlformats.org/drawingml/2006/main">
+              <a:graphicData uri="http://schemas.openxmlformats.org/drawingml/2006/picture">
+                <pic:pic xmlns:pic="http://schemas.openxmlformats.org/drawingml/2006/picture">
+                  <pic:nvPicPr>
+                    <pic:cNvPr id="1" name=""/>
+                    <pic:cNvPicPr/>
+                  </pic:nvPicPr>
+                  <pic:blipFill>
+                    <a:blip r:embed="rId12"/>
+                    <a:stretch>
+                      <a:fillRect/>
+                    </a:stretch>
+                  </pic:blipFill>
+                  <pic:spPr>
+                    <a:xfrm>
+                      <a:off x="0" y="0"/>
+                      <a:ext cx="5943600" cy="3343275"/>
+                    </a:xfrm>
+                    <a:prstGeom prst="rect">
+                      <a:avLst/>
+                    </a:prstGeom>
+                  </pic:spPr>
+                </pic:pic>
+              </a:graphicData>
+            </a:graphic>
+          </wp:inline>
+        </w:drawing>
+      </w:r>
+    </w:p>
+    <w:p>
+      <w:pPr>
+        <w:rPr>
+          <w:rFonts w:ascii="Times New Roman" w:hAnsi="Times New Roman" w:cs="Times New Roman"/>
+          <w:sz w:val="28"/>
+          <w:szCs w:val="28"/>
+        </w:rPr>
+      </w:pPr>
+      <w:r>
+        <w:rPr>
+          <w:rFonts w:ascii="Times New Roman" w:hAnsi="Times New Roman" w:cs="Times New Roman"/>
+          <w:sz w:val="28"/>
+          <w:szCs w:val="28"/>
+        </w:rPr>
+        <w:lastRenderedPageBreak/>
+        <w:t>Minh chứng từng giai đoạn:</w:t>
+      </w:r>
+      <w:r>
+        <w:rPr>
+          <w:rFonts w:ascii="Times New Roman" w:hAnsi="Times New Roman" w:cs="Times New Roman"/>
+          <w:noProof/>
+          <w:sz w:val="28"/>
+          <w:szCs w:val="28"/>
+        </w:rPr>
+        <w:t xml:space="preserve"> </w:t>
+      </w:r>
+      <w:r>
+        <w:rPr>
+          <w:rFonts w:ascii="Times New Roman" w:hAnsi="Times New Roman" w:cs="Times New Roman"/>
+          <w:noProof/>
+          <w:sz w:val="28"/>
+          <w:szCs w:val="28"/>
+        </w:rPr>
+        <w:drawing>
+          <wp:inline distT="0" distB="0" distL="0" distR="0" wp14:anchorId="6CEAC333" wp14:editId="2D170FEF">
+            <wp:extent cx="5943600" cy="1687830"/>
+            <wp:effectExtent l="0" t="0" r="0" b="7620"/>
+            <wp:docPr id="2" name="Picture 2"/>
+            <wp:cNvGraphicFramePr>
+              <a:graphicFrameLocks xmlns:a="http://schemas.openxmlformats.org/drawingml/2006/main" noChangeAspect="1"/>
+            </wp:cNvGraphicFramePr>
+            <a:graphic xmlns:a="http://schemas.openxmlformats.org/drawingml/2006/main">
+              <a:graphicData uri="http://schemas.openxmlformats.org/drawingml/2006/picture">
+                <pic:pic xmlns:pic="http://schemas.openxmlformats.org/drawingml/2006/picture">
+                  <pic:nvPicPr>
+                    <pic:cNvPr id="1" name=""/>
+                    <pic:cNvPicPr/>
+                  </pic:nvPicPr>
+                  <pic:blipFill>
+                    <a:blip r:embed="rId13"/>
+                    <a:stretch>
+                      <a:fillRect/>
+                    </a:stretch>
+                  </pic:blipFill>
+                  <pic:spPr>
+                    <a:xfrm>
+                      <a:off x="0" y="0"/>
+                      <a:ext cx="5943600" cy="1687830"/>
+                    </a:xfrm>
+                    <a:prstGeom prst="rect">
+                      <a:avLst/>
+                    </a:prstGeom>
+                  </pic:spPr>
+                </pic:pic>
+              </a:graphicData>
+            </a:graphic>
+          </wp:inline>
+        </w:drawing>
+      </w:r>
+      <w:r>
+        <w:rPr>
+          <w:rFonts w:ascii="Times New Roman" w:hAnsi="Times New Roman" w:cs="Times New Roman"/>
+          <w:noProof/>
+          <w:sz w:val="28"/>
+          <w:szCs w:val="28"/>
+        </w:rPr>
+        <w:drawing>
+          <wp:inline distT="0" distB="0" distL="0" distR="0" wp14:anchorId="43C89C13" wp14:editId="04E88DC2">
+            <wp:extent cx="5943600" cy="2822575"/>
+            <wp:effectExtent l="0" t="0" r="0" b="0"/>
+            <wp:docPr id="3" name="Picture 3"/>
+            <wp:cNvGraphicFramePr>
+              <a:graphicFrameLocks xmlns:a="http://schemas.openxmlformats.org/drawingml/2006/main" noChangeAspect="1"/>
+            </wp:cNvGraphicFramePr>
+            <a:graphic xmlns:a="http://schemas.openxmlformats.org/drawingml/2006/main">
+              <a:graphicData uri="http://schemas.openxmlformats.org/drawingml/2006/picture">
+                <pic:pic xmlns:pic="http://schemas.openxmlformats.org/drawingml/2006/picture">
+                  <pic:nvPicPr>
+                    <pic:cNvPr id="1" name=""/>
+                    <pic:cNvPicPr/>
+                  </pic:nvPicPr>
+                  <pic:blipFill>
+                    <a:blip r:embed="rId14"/>
+                    <a:stretch>
+                      <a:fillRect/>
+                    </a:stretch>
+                  </pic:blipFill>
+                  <pic:spPr>
+                    <a:xfrm>
+                      <a:off x="0" y="0"/>
+                      <a:ext cx="5943600" cy="2822575"/>
+                    </a:xfrm>
+                    <a:prstGeom prst="rect">
+                      <a:avLst/>
+                    </a:prstGeom>
+                  </pic:spPr>
+                </pic:pic>
+              </a:graphicData>
+            </a:graphic>
+          </wp:inline>
+        </w:drawing>
+      </w:r>
+    </w:p>
+    <w:p>
+      <w:pPr>
+        <w:rPr>
+          <w:rFonts w:ascii="Times New Roman" w:hAnsi="Times New Roman" w:cs="Times New Roman"/>
+          <w:sz w:val="28"/>
+          <w:szCs w:val="28"/>
+        </w:rPr>
+      </w:pPr>
+    </w:p>
+    <w:p>
+      <w:pPr>
+        <w:rPr>
+          <w:sz w:val="28"/>
+          <w:szCs w:val="28"/>
+        </w:rPr>
+      </w:pPr>
+      <w:r>
+        <w:rPr>
+          <w:noProof/>
+          <w:sz w:val="28"/>
+          <w:szCs w:val="28"/>
+        </w:rPr>
+        <w:drawing>
+          <wp:inline distT="0" distB="0" distL="0" distR="0" wp14:anchorId="415532D6" wp14:editId="29C1725A">
+            <wp:extent cx="5943600" cy="2886075"/>
+            <wp:effectExtent l="0" t="0" r="0" b="9525"/>
+            <wp:docPr id="4" name="Picture 4"/>
+            <wp:cNvGraphicFramePr>
+              <a:graphicFrameLocks xmlns:a="http://schemas.openxmlformats.org/drawingml/2006/main" noChangeAspect="1"/>
+            </wp:cNvGraphicFramePr>
+            <a:graphic xmlns:a="http://schemas.openxmlformats.org/drawingml/2006/main">
+              <a:graphicData uri="http://schemas.openxmlformats.org/drawingml/2006/picture">
+                <pic:pic xmlns:pic="http://schemas.openxmlformats.org/drawingml/2006/picture">
+                  <pic:nvPicPr>
+                    <pic:cNvPr id="1" name=""/>
+                    <pic:cNvPicPr/>
+                  </pic:nvPicPr>
+                  <pic:blipFill>
+                    <a:blip r:embed="rId15"/>
+                    <a:stretch>
+                      <a:fillRect/>
+                    </a:stretch>
+                  </pic:blipFill>
+                  <pic:spPr>
+                    <a:xfrm>
+                      <a:off x="0" y="0"/>
+                      <a:ext cx="5943600" cy="2886075"/>
+                    </a:xfrm>
+                    <a:prstGeom prst="rect">
+                      <a:avLst/>
+                    </a:prstGeom>
+                  </pic:spPr>
+                </pic:pic>
+              </a:graphicData>
+            </a:graphic>
+          </wp:inline>
+        </w:drawing>
+      </w:r>
+    </w:p>
+    <w:p>
+      <w:pPr>
+        <w:rPr>
+          <w:sz w:val="28"/>
+          <w:szCs w:val="28"/>
+        </w:rPr>
+      </w:pPr>
+      <w:r>
+        <w:rPr>
+          <w:noProof/>
+          <w:sz w:val="28"/>
+          <w:szCs w:val="28"/>
+        </w:rPr>
+        <w:lastRenderedPageBreak/>
+        <w:drawing>
+          <wp:inline distT="0" distB="0" distL="0" distR="0" wp14:anchorId="618EA189" wp14:editId="1AF58782">
+            <wp:extent cx="5943600" cy="2703830"/>
+            <wp:effectExtent l="0" t="0" r="0" b="1270"/>
+            <wp:docPr id="5" name="Picture 5"/>
+            <wp:cNvGraphicFramePr>
+              <a:graphicFrameLocks xmlns:a="http://schemas.openxmlformats.org/drawingml/2006/main" noChangeAspect="1"/>
+            </wp:cNvGraphicFramePr>
+            <a:graphic xmlns:a="http://schemas.openxmlformats.org/drawingml/2006/main">
+              <a:graphicData uri="http://schemas.openxmlformats.org/drawingml/2006/picture">
+                <pic:pic xmlns:pic="http://schemas.openxmlformats.org/drawingml/2006/picture">
+                  <pic:nvPicPr>
+                    <pic:cNvPr id="1" name=""/>
+                    <pic:cNvPicPr/>
+                  </pic:nvPicPr>
+                  <pic:blipFill>
+                    <a:blip r:embed="rId16"/>
+                    <a:stretch>
+                      <a:fillRect/>
+                    </a:stretch>
+                  </pic:blipFill>
+                  <pic:spPr>
+                    <a:xfrm>
+                      <a:off x="0" y="0"/>
+                      <a:ext cx="5943600" cy="2703830"/>
+                    </a:xfrm>
+                    <a:prstGeom prst="rect">
+                      <a:avLst/>
+                    </a:prstGeom>
+                  </pic:spPr>
+                </pic:pic>
+              </a:graphicData>
+            </a:graphic>
+          </wp:inline>
+        </w:drawing>
+      </w:r>
+    </w:p>
+    <w:p>
+      <w:pPr>
+        <w:rPr>
+          <w:sz w:val="28"/>
+          <w:szCs w:val="28"/>
+        </w:rPr>
+      </w:pPr>
+      <w:r>
+        <w:rPr>
+          <w:noProof/>
+          <w:sz w:val="28"/>
+          <w:szCs w:val="28"/>
+        </w:rPr>
+        <w:drawing>
+          <wp:inline distT="0" distB="0" distL="0" distR="0" wp14:anchorId="1148FE02" wp14:editId="6BB9CBA1">
+            <wp:extent cx="5943600" cy="2004695"/>
+            <wp:effectExtent l="0" t="0" r="0" b="0"/>
+            <wp:docPr id="6" name="Picture 6"/>
+            <wp:cNvGraphicFramePr>
+              <a:graphicFrameLocks xmlns:a="http://schemas.openxmlformats.org/drawingml/2006/main" noChangeAspect="1"/>
+            </wp:cNvGraphicFramePr>
+            <a:graphic xmlns:a="http://schemas.openxmlformats.org/drawingml/2006/main">
+              <a:graphicData uri="http://schemas.openxmlformats.org/drawingml/2006/picture">
+                <pic:pic xmlns:pic="http://schemas.openxmlformats.org/drawingml/2006/picture">
+                  <pic:nvPicPr>
+                    <pic:cNvPr id="1" name=""/>
+                    <pic:cNvPicPr/>
+                  </pic:nvPicPr>
+                  <pic:blipFill>
+                    <a:blip r:embed="rId17"/>
+                    <a:stretch>
+                      <a:fillRect/>
+                    </a:stretch>
+                  </pic:blipFill>
+                  <pic:spPr>
+                    <a:xfrm>
+                      <a:off x="0" y="0"/>
+                      <a:ext cx="5943600" cy="2004695"/>
+                    </a:xfrm>
+                    <a:prstGeom prst="rect">
+                      <a:avLst/>
+                    </a:prstGeom>
+                  </pic:spPr>
+                </pic:pic>
+              </a:graphicData>
+            </a:graphic>
+          </wp:inline>
+        </w:drawing>
+      </w:r>
+    </w:p>
+    <w:p>
+      <w:pPr>
+        <w:rPr>
+          <w:sz w:val="28"/>
+          <w:szCs w:val="28"/>
+        </w:rPr>
+      </w:pPr>
+      <w:r>
+        <w:rPr>
+          <w:noProof/>
+          <w:sz w:val="28"/>
+          <w:szCs w:val="28"/>
+        </w:rPr>
+        <w:drawing>
+          <wp:inline distT="0" distB="0" distL="0" distR="0" wp14:anchorId="08CB7932" wp14:editId="32B6D411">
+            <wp:extent cx="5943600" cy="1681480"/>
+            <wp:effectExtent l="0" t="0" r="0" b="0"/>
+            <wp:docPr id="7" name="Picture 7"/>
+            <wp:cNvGraphicFramePr>
+              <a:graphicFrameLocks xmlns:a="http://schemas.openxmlformats.org/drawingml/2006/main" noChangeAspect="1"/>
+            </wp:cNvGraphicFramePr>
+            <a:graphic xmlns:a="http://schemas.openxmlformats.org/drawingml/2006/main">
+              <a:graphicData uri="http://schemas.openxmlformats.org/drawingml/2006/picture">
+                <pic:pic xmlns:pic="http://schemas.openxmlformats.org/drawingml/2006/picture">
+                  <pic:nvPicPr>
+                    <pic:cNvPr id="1" name=""/>
+                    <pic:cNvPicPr/>
+                  </pic:nvPicPr>
+                  <pic:blipFill>
+                    <a:blip r:embed="rId18"/>
+                    <a:stretch>
+                      <a:fillRect/>
+                    </a:stretch>
+                  </pic:blipFill>
+                  <pic:spPr>
+                    <a:xfrm>
+                      <a:off x="0" y="0"/>
+                      <a:ext cx="5943600" cy="1681480"/>
+                    </a:xfrm>
+                    <a:prstGeom prst="rect">
+                      <a:avLst/>
+                    </a:prstGeom>
+                  </pic:spPr>
+                </pic:pic>
+              </a:graphicData>
+            </a:graphic>
+          </wp:inline>
+        </w:drawing>
+      </w:r>
+    </w:p>
+    <w:p>
+      <w:pPr>
+        <w:rPr>
+          <w:sz w:val="28"/>
+          <w:szCs w:val="28"/>
+        </w:rPr>
+      </w:pPr>
+      <w:r>
+        <w:rPr>
+          <w:noProof/>
+          <w:sz w:val="28"/>
+          <w:szCs w:val="28"/>
+        </w:rPr>
+        <w:lastRenderedPageBreak/>
+        <w:drawing>
+          <wp:inline distT="0" distB="0" distL="0" distR="0" wp14:anchorId="0CDC12D5" wp14:editId="3AB5174A">
+            <wp:extent cx="5943600" cy="1882775"/>
+            <wp:effectExtent l="0" t="0" r="0" b="3175"/>
+            <wp:docPr id="8" name="Picture 8"/>
+            <wp:cNvGraphicFramePr>
+              <a:graphicFrameLocks xmlns:a="http://schemas.openxmlformats.org/drawingml/2006/main" noChangeAspect="1"/>
+            </wp:cNvGraphicFramePr>
+            <a:graphic xmlns:a="http://schemas.openxmlformats.org/drawingml/2006/main">
+              <a:graphicData uri="http://schemas.openxmlformats.org/drawingml/2006/picture">
+                <pic:pic xmlns:pic="http://schemas.openxmlformats.org/drawingml/2006/picture">
+                  <pic:nvPicPr>
+                    <pic:cNvPr id="1" name=""/>
+                    <pic:cNvPicPr/>
+                  </pic:nvPicPr>
+                  <pic:blipFill>
+                    <a:blip r:embed="rId19"/>
+                    <a:stretch>
+                      <a:fillRect/>
+                    </a:stretch>
+                  </pic:blipFill>
+                  <pic:spPr>
+                    <a:xfrm>
+                      <a:off x="0" y="0"/>
+                      <a:ext cx="5943600" cy="1882775"/>
+                    </a:xfrm>
+                    <a:prstGeom prst="rect">
+                      <a:avLst/>
+                    </a:prstGeom>
+                  </pic:spPr>
+                </pic:pic>
+              </a:graphicData>
+            </a:graphic>
+          </wp:inline>
+        </w:drawing>
+      </w:r>
+    </w:p>
+    <w:p>
+      <w:pPr>
+        <w:rPr>
+          <w:sz w:val="28"/>
+          <w:szCs w:val="28"/>
+        </w:rPr>
+      </w:pPr>
+      <w:r>
+        <w:rPr>
+          <w:noProof/>
+          <w:sz w:val="28"/>
+          <w:szCs w:val="28"/>
+        </w:rPr>
+        <w:drawing>
+          <wp:inline distT="0" distB="0" distL="0" distR="0" wp14:anchorId="668204F5" wp14:editId="63FB9F3F">
+            <wp:extent cx="5943600" cy="1804670"/>
+            <wp:effectExtent l="0" t="0" r="0" b="5080"/>
+            <wp:docPr id="9" name="Picture 9"/>
+            <wp:cNvGraphicFramePr>
+              <a:graphicFrameLocks xmlns:a="http://schemas.openxmlformats.org/drawingml/2006/main" noChangeAspect="1"/>
+            </wp:cNvGraphicFramePr>
+            <a:graphic xmlns:a="http://schemas.openxmlformats.org/drawingml/2006/main">
+              <a:graphicData uri="http://schemas.openxmlformats.org/drawingml/2006/picture">
+                <pic:pic xmlns:pic="http://schemas.openxmlformats.org/drawingml/2006/picture">
+                  <pic:nvPicPr>
+                    <pic:cNvPr id="1" name=""/>
+                    <pic:cNvPicPr/>
+                  </pic:nvPicPr>
+                  <pic:blipFill>
+                    <a:blip r:embed="rId20"/>
+                    <a:stretch>
+                      <a:fillRect/>
+                    </a:stretch>
+                  </pic:blipFill>
+                  <pic:spPr>
+                    <a:xfrm>
+                      <a:off x="0" y="0"/>
+                      <a:ext cx="5943600" cy="1804670"/>
+                    </a:xfrm>
+                    <a:prstGeom prst="rect">
+                      <a:avLst/>
+                    </a:prstGeom>
+                  </pic:spPr>
+                </pic:pic>
+              </a:graphicData>
+            </a:graphic>
+          </wp:inline>
+        </w:drawing>
+      </w:r>
+    </w:p>
+    <w:p>
+      <w:pPr>
+        <w:rPr>
+          <w:sz w:val="28"/>
+          <w:szCs w:val="28"/>
+        </w:rPr>
+      </w:pPr>
+      <w:r>
+        <w:rPr>
+          <w:noProof/>
+          <w:sz w:val="28"/>
+          <w:szCs w:val="28"/>
+        </w:rPr>
+        <w:drawing>
+          <wp:inline distT="0" distB="0" distL="0" distR="0" wp14:anchorId="58C380D3" wp14:editId="03356E9A">
+            <wp:extent cx="5943600" cy="1825625"/>
+            <wp:effectExtent l="0" t="0" r="0" b="3175"/>
+            <wp:docPr id="10" name="Picture 10"/>
+            <wp:cNvGraphicFramePr>
+              <a:graphicFrameLocks xmlns:a="http://schemas.openxmlformats.org/drawingml/2006/main" noChangeAspect="1"/>
+            </wp:cNvGraphicFramePr>
+            <a:graphic xmlns:a="http://schemas.openxmlformats.org/drawingml/2006/main">
+              <a:graphicData uri="http://schemas.openxmlformats.org/drawingml/2006/picture">
+                <pic:pic xmlns:pic="http://schemas.openxmlformats.org/drawingml/2006/picture">
+                  <pic:nvPicPr>
+                    <pic:cNvPr id="1" name=""/>
+                    <pic:cNvPicPr/>
+                  </pic:nvPicPr>
+                  <pic:blipFill>
+                    <a:blip r:embed="rId21"/>
+                    <a:stretch>
+                      <a:fillRect/>
+                    </a:stretch>
+                  </pic:blipFill>
+                  <pic:spPr>
+                    <a:xfrm>
+                      <a:off x="0" y="0"/>
+                      <a:ext cx="5943600" cy="1825625"/>
+                    </a:xfrm>
+                    <a:prstGeom prst="rect">
+                      <a:avLst/>
+                    </a:prstGeom>
+                  </pic:spPr>
+                </pic:pic>
+              </a:graphicData>
+            </a:graphic>
+          </wp:inline>
+        </w:drawing>
+      </w:r>
+    </w:p>
+    <w:p>
+      <w:pPr>
+        <w:rPr>
+          <w:sz w:val="28"/>
+          <w:szCs w:val="28"/>
+        </w:rPr>
+      </w:pPr>
+      <w:r>
+        <w:rPr>
+          <w:noProof/>
+          <w:sz w:val="28"/>
+          <w:szCs w:val="28"/>
+        </w:rPr>
+        <w:drawing>
+          <wp:inline distT="0" distB="0" distL="0" distR="0" wp14:anchorId="5DB10BF7" wp14:editId="6932717E">
+            <wp:extent cx="5943600" cy="1731010"/>
+            <wp:effectExtent l="0" t="0" r="0" b="2540"/>
+            <wp:docPr id="11" name="Picture 11"/>
+            <wp:cNvGraphicFramePr>
+              <a:graphicFrameLocks xmlns:a="http://schemas.openxmlformats.org/drawingml/2006/main" noChangeAspect="1"/>
+            </wp:cNvGraphicFramePr>
+            <a:graphic xmlns:a="http://schemas.openxmlformats.org/drawingml/2006/main">
+              <a:graphicData uri="http://schemas.openxmlformats.org/drawingml/2006/picture">
+                <pic:pic xmlns:pic="http://schemas.openxmlformats.org/drawingml/2006/picture">
+                  <pic:nvPicPr>
+                    <pic:cNvPr id="1" name=""/>
+                    <pic:cNvPicPr/>
+                  </pic:nvPicPr>
+                  <pic:blipFill>
+                    <a:blip r:embed="rId22"/>
+                    <a:stretch>
+                      <a:fillRect/>
+                    </a:stretch>
+                  </pic:blipFill>
+                  <pic:spPr>
+                    <a:xfrm>
+                      <a:off x="0" y="0"/>
+                      <a:ext cx="5943600" cy="1731010"/>
+                    </a:xfrm>
+                    <a:prstGeom prst="rect">
+                      <a:avLst/>
+                    </a:prstGeom>
+                  </pic:spPr>
+                </pic:pic>
+              </a:graphicData>
+            </a:graphic>
+          </wp:inline>
+        </w:drawing>
+      </w:r>
     </w:p>
     <w:sectPr>
       <w:pgSz w:w="12240" w:h="15840"/>
@@ -1596,6 +2831,31 @@
 </w:document>
 </file>
 
+<file path=word/endnotes.xml><?xml version="1.0" encoding="utf-8"?>
+<w:endnotes xmlns:wpc="http://schemas.microsoft.com/office/word/2010/wordprocessingCanvas" xmlns:cx="http://schemas.microsoft.com/office/drawing/2014/chartex" xmlns:cx1="http://schemas.microsoft.com/office/drawing/2015/9/8/chartex" xmlns:cx2="http://schemas.microsoft.com/office/drawing/2015/10/21/chartex" xmlns:cx3="http://schemas.microsoft.com/office/drawing/2016/5/9/chartex" xmlns:cx4="http://schemas.microsoft.com/office/drawing/2016/5/10/chartex" xmlns:cx5="http://schemas.microsoft.com/office/drawing/2016/5/11/chartex" xmlns:cx6="http://schemas.microsoft.com/office/drawing/2016/5/12/chartex" xmlns:cx7="http://schemas.microsoft.com/office/drawing/2016/5/13/chartex" xmlns:cx8="http://schemas.microsoft.com/office/drawing/2016/5/14/chartex" xmlns:mc="http://schemas.openxmlformats.org/markup-compatibility/2006" xmlns:aink="http://schemas.microsoft.com/office/drawing/2016/ink" xmlns:am3d="http://schemas.microsoft.com/office/drawing/2017/model3d" xmlns:o="urn:schemas-microsoft-com:office:office" xmlns:r="http://schemas.openxmlformats.org/officeDocument/2006/relationships" xmlns:m="http://schemas.openxmlformats.org/officeDocument/2006/math" xmlns:v="urn:schemas-microsoft-com:vml" xmlns:wp14="http://schemas.microsoft.com/office/word/2010/wordprocessingDrawing" xmlns:wp="http://schemas.openxmlformats.org/drawingml/2006/wordprocessingDrawing" xmlns:w10="urn:schemas-microsoft-com:office:word" xmlns:w="http://schemas.openxmlformats.org/wordprocessingml/2006/main" xmlns:w14="http://schemas.microsoft.com/office/word/2010/wordml" xmlns:w15="http://schemas.microsoft.com/office/word/2012/wordml" xmlns:w16cex="http://schemas.microsoft.com/office/word/2018/wordml/cex" xmlns:w16cid="http://schemas.microsoft.com/office/word/2016/wordml/cid" xmlns:w16="http://schemas.microsoft.com/office/word/2018/wordml" xmlns:w16se="http://schemas.microsoft.com/office/word/2015/wordml/symex" xmlns:wpg="http://schemas.microsoft.com/office/word/2010/wordprocessingGroup" xmlns:wpi="http://schemas.microsoft.com/office/word/2010/wordprocessingInk" xmlns:wne="http://schemas.microsoft.com/office/word/2006/wordml" xmlns:wps="http://schemas.microsoft.com/office/word/2010/wordprocessingShape" mc:Ignorable="w14 w15 w16se w16cid w16 w16cex wp14">
+  <w:endnote w:type="separator" w:id="-1">
+    <w:p>
+      <w:pPr>
+        <w:spacing w:after="0" w:line="240" w:lineRule="auto"/>
+      </w:pPr>
+      <w:r>
+        <w:separator/>
+      </w:r>
+    </w:p>
+  </w:endnote>
+  <w:endnote w:type="continuationSeparator" w:id="0">
+    <w:p>
+      <w:pPr>
+        <w:spacing w:after="0" w:line="240" w:lineRule="auto"/>
+      </w:pPr>
+      <w:r>
+        <w:continuationSeparator/>
+      </w:r>
+    </w:p>
+  </w:endnote>
+</w:endnotes>
+</file>
+
 <file path=word/footer1.xml><?xml version="1.0" encoding="utf-8"?>
 <w:ftr xmlns:wpc="http://schemas.microsoft.com/office/word/2010/wordprocessingCanvas" xmlns:cx="http://schemas.microsoft.com/office/drawing/2014/chartex" xmlns:cx1="http://schemas.microsoft.com/office/drawing/2015/9/8/chartex" xmlns:cx2="http://schemas.microsoft.com/office/drawing/2015/10/21/chartex" xmlns:cx3="http://schemas.microsoft.com/office/drawing/2016/5/9/chartex" xmlns:cx4="http://schemas.microsoft.com/office/drawing/2016/5/10/chartex" xmlns:cx5="http://schemas.microsoft.com/office/drawing/2016/5/11/chartex" xmlns:cx6="http://schemas.microsoft.com/office/drawing/2016/5/12/chartex" xmlns:cx7="http://schemas.microsoft.com/office/drawing/2016/5/13/chartex" xmlns:cx8="http://schemas.microsoft.com/office/drawing/2016/5/14/chartex" xmlns:mc="http://schemas.openxmlformats.org/markup-compatibility/2006" xmlns:aink="http://schemas.microsoft.com/office/drawing/2016/ink" xmlns:am3d="http://schemas.microsoft.com/office/drawing/2017/model3d" xmlns:o="urn:schemas-microsoft-com:office:office" xmlns:r="http://schemas.openxmlformats.org/officeDocument/2006/relationships" xmlns:m="http://schemas.openxmlformats.org/officeDocument/2006/math" xmlns:v="urn:schemas-microsoft-com:vml" xmlns:wp14="http://schemas.microsoft.com/office/word/2010/wordprocessingDrawing" xmlns:wp="http://schemas.openxmlformats.org/drawingml/2006/wordprocessingDrawing" xmlns:w10="urn:schemas-microsoft-com:office:word" xmlns:w="http://schemas.openxmlformats.org/wordprocessingml/2006/main" xmlns:w14="http://schemas.microsoft.com/office/word/2010/wordml" xmlns:w15="http://schemas.microsoft.com/office/word/2012/wordml" xmlns:w16cex="http://schemas.microsoft.com/office/word/2018/wordml/cex" xmlns:w16cid="http://schemas.microsoft.com/office/word/2016/wordml/cid" xmlns:w16="http://schemas.microsoft.com/office/word/2018/wordml" xmlns:w16se="http://schemas.microsoft.com/office/word/2015/wordml/symex" xmlns:wpg="http://schemas.microsoft.com/office/word/2010/wordprocessingGroup" xmlns:wpi="http://schemas.microsoft.com/office/word/2010/wordprocessingInk" xmlns:wne="http://schemas.microsoft.com/office/word/2006/wordml" xmlns:wps="http://schemas.microsoft.com/office/word/2010/wordprocessingShape" mc:Ignorable="w14 w15 w16se w16cid w16 w16cex wp14">
   <w:p>
@@ -1604,6 +2864,128 @@
     </w:pPr>
   </w:p>
 </w:ftr>
+</file>
+
+<file path=word/footnotes.xml><?xml version="1.0" encoding="utf-8"?>
+<w:footnotes xmlns:wpc="http://schemas.microsoft.com/office/word/2010/wordprocessingCanvas" xmlns:cx="http://schemas.microsoft.com/office/drawing/2014/chartex" xmlns:cx1="http://schemas.microsoft.com/office/drawing/2015/9/8/chartex" xmlns:cx2="http://schemas.microsoft.com/office/drawing/2015/10/21/chartex" xmlns:cx3="http://schemas.microsoft.com/office/drawing/2016/5/9/chartex" xmlns:cx4="http://schemas.microsoft.com/office/drawing/2016/5/10/chartex" xmlns:cx5="http://schemas.microsoft.com/office/drawing/2016/5/11/chartex" xmlns:cx6="http://schemas.microsoft.com/office/drawing/2016/5/12/chartex" xmlns:cx7="http://schemas.microsoft.com/office/drawing/2016/5/13/chartex" xmlns:cx8="http://schemas.microsoft.com/office/drawing/2016/5/14/chartex" xmlns:mc="http://schemas.openxmlformats.org/markup-compatibility/2006" xmlns:aink="http://schemas.microsoft.com/office/drawing/2016/ink" xmlns:am3d="http://schemas.microsoft.com/office/drawing/2017/model3d" xmlns:o="urn:schemas-microsoft-com:office:office" xmlns:r="http://schemas.openxmlformats.org/officeDocument/2006/relationships" xmlns:m="http://schemas.openxmlformats.org/officeDocument/2006/math" xmlns:v="urn:schemas-microsoft-com:vml" xmlns:wp14="http://schemas.microsoft.com/office/word/2010/wordprocessingDrawing" xmlns:wp="http://schemas.openxmlformats.org/drawingml/2006/wordprocessingDrawing" xmlns:w10="urn:schemas-microsoft-com:office:word" xmlns:w="http://schemas.openxmlformats.org/wordprocessingml/2006/main" xmlns:w14="http://schemas.microsoft.com/office/word/2010/wordml" xmlns:w15="http://schemas.microsoft.com/office/word/2012/wordml" xmlns:w16cex="http://schemas.microsoft.com/office/word/2018/wordml/cex" xmlns:w16cid="http://schemas.microsoft.com/office/word/2016/wordml/cid" xmlns:w16="http://schemas.microsoft.com/office/word/2018/wordml" xmlns:w16se="http://schemas.microsoft.com/office/word/2015/wordml/symex" xmlns:wpg="http://schemas.microsoft.com/office/word/2010/wordprocessingGroup" xmlns:wpi="http://schemas.microsoft.com/office/word/2010/wordprocessingInk" xmlns:wne="http://schemas.microsoft.com/office/word/2006/wordml" xmlns:wps="http://schemas.microsoft.com/office/word/2010/wordprocessingShape" mc:Ignorable="w14 w15 w16se w16cid w16 w16cex wp14">
+  <w:footnote w:type="separator" w:id="-1">
+    <w:p>
+      <w:pPr>
+        <w:spacing w:after="0" w:line="240" w:lineRule="auto"/>
+      </w:pPr>
+      <w:r>
+        <w:separator/>
+      </w:r>
+    </w:p>
+  </w:footnote>
+  <w:footnote w:type="continuationSeparator" w:id="0">
+    <w:p>
+      <w:pPr>
+        <w:spacing w:after="0" w:line="240" w:lineRule="auto"/>
+      </w:pPr>
+      <w:r>
+        <w:continuationSeparator/>
+      </w:r>
+    </w:p>
+  </w:footnote>
+</w:footnotes>
+</file>
+
+<file path=word/numbering.xml><?xml version="1.0" encoding="utf-8"?>
+<w:numbering xmlns:wpc="http://schemas.microsoft.com/office/word/2010/wordprocessingCanvas" xmlns:cx="http://schemas.microsoft.com/office/drawing/2014/chartex" xmlns:cx1="http://schemas.microsoft.com/office/drawing/2015/9/8/chartex" xmlns:cx2="http://schemas.microsoft.com/office/drawing/2015/10/21/chartex" xmlns:cx3="http://schemas.microsoft.com/office/drawing/2016/5/9/chartex" xmlns:cx4="http://schemas.microsoft.com/office/drawing/2016/5/10/chartex" xmlns:cx5="http://schemas.microsoft.com/office/drawing/2016/5/11/chartex" xmlns:cx6="http://schemas.microsoft.com/office/drawing/2016/5/12/chartex" xmlns:cx7="http://schemas.microsoft.com/office/drawing/2016/5/13/chartex" xmlns:cx8="http://schemas.microsoft.com/office/drawing/2016/5/14/chartex" xmlns:mc="http://schemas.openxmlformats.org/markup-compatibility/2006" xmlns:aink="http://schemas.microsoft.com/office/drawing/2016/ink" xmlns:am3d="http://schemas.microsoft.com/office/drawing/2017/model3d" xmlns:o="urn:schemas-microsoft-com:office:office" xmlns:r="http://schemas.openxmlformats.org/officeDocument/2006/relationships" xmlns:m="http://schemas.openxmlformats.org/officeDocument/2006/math" xmlns:v="urn:schemas-microsoft-com:vml" xmlns:wp14="http://schemas.microsoft.com/office/word/2010/wordprocessingDrawing" xmlns:wp="http://schemas.openxmlformats.org/drawingml/2006/wordprocessingDrawing" xmlns:w10="urn:schemas-microsoft-com:office:word" xmlns:w="http://schemas.openxmlformats.org/wordprocessingml/2006/main" xmlns:w14="http://schemas.microsoft.com/office/word/2010/wordml" xmlns:w15="http://schemas.microsoft.com/office/word/2012/wordml" xmlns:w16cex="http://schemas.microsoft.com/office/word/2018/wordml/cex" xmlns:w16cid="http://schemas.microsoft.com/office/word/2016/wordml/cid" xmlns:w16="http://schemas.microsoft.com/office/word/2018/wordml" xmlns:w16se="http://schemas.microsoft.com/office/word/2015/wordml/symex" xmlns:wpg="http://schemas.microsoft.com/office/word/2010/wordprocessingGroup" xmlns:wpi="http://schemas.microsoft.com/office/word/2010/wordprocessingInk" xmlns:wne="http://schemas.microsoft.com/office/word/2006/wordml" xmlns:wps="http://schemas.microsoft.com/office/word/2010/wordprocessingShape" mc:Ignorable="w14 w15 w16se w16cid w16 w16cex wp14">
+  <w:abstractNum w:abstractNumId="0" w15:restartNumberingAfterBreak="0">
+    <w:nsid w:val="682A6107"/>
+    <w:multiLevelType w:val="hybridMultilevel"/>
+    <w:tmpl w:val="5128CD4E"/>
+    <w:lvl w:ilvl="0" w:tplc="0409000F">
+      <w:start w:val="1"/>
+      <w:numFmt w:val="decimal"/>
+      <w:lvlText w:val="%1."/>
+      <w:lvlJc w:val="left"/>
+      <w:pPr>
+        <w:ind w:left="720" w:hanging="360"/>
+      </w:pPr>
+      <w:rPr>
+        <w:rFonts w:hint="default"/>
+      </w:rPr>
+    </w:lvl>
+    <w:lvl w:ilvl="1" w:tplc="04090019" w:tentative="1">
+      <w:start w:val="1"/>
+      <w:numFmt w:val="lowerLetter"/>
+      <w:lvlText w:val="%2."/>
+      <w:lvlJc w:val="left"/>
+      <w:pPr>
+        <w:ind w:left="1440" w:hanging="360"/>
+      </w:pPr>
+    </w:lvl>
+    <w:lvl w:ilvl="2" w:tplc="0409001B" w:tentative="1">
+      <w:start w:val="1"/>
+      <w:numFmt w:val="lowerRoman"/>
+      <w:lvlText w:val="%3."/>
+      <w:lvlJc w:val="right"/>
+      <w:pPr>
+        <w:ind w:left="2160" w:hanging="180"/>
+      </w:pPr>
+    </w:lvl>
+    <w:lvl w:ilvl="3" w:tplc="0409000F" w:tentative="1">
+      <w:start w:val="1"/>
+      <w:numFmt w:val="decimal"/>
+      <w:lvlText w:val="%4."/>
+      <w:lvlJc w:val="left"/>
+      <w:pPr>
+        <w:ind w:left="2880" w:hanging="360"/>
+      </w:pPr>
+    </w:lvl>
+    <w:lvl w:ilvl="4" w:tplc="04090019" w:tentative="1">
+      <w:start w:val="1"/>
+      <w:numFmt w:val="lowerLetter"/>
+      <w:lvlText w:val="%5."/>
+      <w:lvlJc w:val="left"/>
+      <w:pPr>
+        <w:ind w:left="3600" w:hanging="360"/>
+      </w:pPr>
+    </w:lvl>
+    <w:lvl w:ilvl="5" w:tplc="0409001B" w:tentative="1">
+      <w:start w:val="1"/>
+      <w:numFmt w:val="lowerRoman"/>
+      <w:lvlText w:val="%6."/>
+      <w:lvlJc w:val="right"/>
+      <w:pPr>
+        <w:ind w:left="4320" w:hanging="180"/>
+      </w:pPr>
+    </w:lvl>
+    <w:lvl w:ilvl="6" w:tplc="0409000F" w:tentative="1">
+      <w:start w:val="1"/>
+      <w:numFmt w:val="decimal"/>
+      <w:lvlText w:val="%7."/>
+      <w:lvlJc w:val="left"/>
+      <w:pPr>
+        <w:ind w:left="5040" w:hanging="360"/>
+      </w:pPr>
+    </w:lvl>
+    <w:lvl w:ilvl="7" w:tplc="04090019" w:tentative="1">
+      <w:start w:val="1"/>
+      <w:numFmt w:val="lowerLetter"/>
+      <w:lvlText w:val="%8."/>
+      <w:lvlJc w:val="left"/>
+      <w:pPr>
+        <w:ind w:left="5760" w:hanging="360"/>
+      </w:pPr>
+    </w:lvl>
+    <w:lvl w:ilvl="8" w:tplc="0409001B" w:tentative="1">
+      <w:start w:val="1"/>
+      <w:numFmt w:val="lowerRoman"/>
+      <w:lvlText w:val="%9."/>
+      <w:lvlJc w:val="right"/>
+      <w:pPr>
+        <w:ind w:left="6480" w:hanging="180"/>
+      </w:pPr>
+    </w:lvl>
+  </w:abstractNum>
+  <w:num w:numId="1">
+    <w:abstractNumId w:val="0"/>
+  </w:num>
+</w:numbering>
 </file>
 
 <file path=word/styles.xml><?xml version="1.0" encoding="utf-8"?>
@@ -2066,6 +3448,22 @@
       <w14:ligatures w14:val="standardContextual"/>
     </w:rPr>
   </w:style>
+  <w:style w:type="paragraph" w:styleId="ListParagraph">
+    <w:name w:val="List Paragraph"/>
+    <w:basedOn w:val="Normal"/>
+    <w:uiPriority w:val="34"/>
+    <w:qFormat/>
+    <w:rsid w:val="00781B03"/>
+    <w:pPr>
+      <w:ind w:left="720"/>
+      <w:contextualSpacing/>
+    </w:pPr>
+    <w:rPr>
+      <w:rFonts w:ascii="Calibri" w:eastAsia="Calibri" w:hAnsi="Calibri" w:cs="Times New Roman"/>
+      <w:kern w:val="0"/>
+      <w14:ligatures w14:val="none"/>
+    </w:rPr>
+  </w:style>
 </w:styles>
 </file>
 
